--- a/Microsoft-Excel-Expert-M365-Exam-Prep-Study-Guide/Student Materials/Project 1/ExcelExpert_Project1.docx
+++ b/Microsoft-Excel-Expert-M365-Exam-Prep-Study-Guide/Student Materials/Project 1/ExcelExpert_Project1.docx
@@ -4,7 +4,7 @@
   <w:body>
     <w:p>
       <w:pPr>
-        <w:pStyle w:val="Heading1"/>
+        <w:pStyle w:val="Ttulo1"/>
         <w:spacing w:after="0"/>
         <w:rPr>
           <w:lang w:val="fr-FR"/>
@@ -37,7 +37,7 @@
     </w:p>
     <w:p>
       <w:pPr>
-        <w:pStyle w:val="Heading1"/>
+        <w:pStyle w:val="Ttulo1"/>
       </w:pPr>
       <w:r>
         <w:t>Student Study Guide: Project 1</w:t>
@@ -49,7 +49,7 @@
       </w:pPr>
       <w:r>
         <w:rPr>
-          <w:rStyle w:val="Strong"/>
+          <w:rStyle w:val="Fuerte"/>
         </w:rPr>
         <w:t>Instructions:</w:t>
       </w:r>
@@ -81,7 +81,15 @@
         <w:t xml:space="preserve">). </w:t>
       </w:r>
       <w:r>
-        <w:t>For each exam objective, complete the task(s) using the supporting files listed below under Resources</w:t>
+        <w:t xml:space="preserve">For each exam objective, complete the task(s) using the </w:t>
+      </w:r>
+      <w:proofErr w:type="gramStart"/>
+      <w:r>
+        <w:t>supporting</w:t>
+      </w:r>
+      <w:proofErr w:type="gramEnd"/>
+      <w:r>
+        <w:t xml:space="preserve"> files listed below under Resources</w:t>
       </w:r>
       <w:r>
         <w:t xml:space="preserve">. </w:t>
@@ -100,12 +108,12 @@
       <w:pPr>
         <w:pStyle w:val="Bodytext1"/>
         <w:rPr>
-          <w:rStyle w:val="Emphasis"/>
+          <w:rStyle w:val="nfasis"/>
         </w:rPr>
       </w:pPr>
       <w:r>
         <w:rPr>
-          <w:rStyle w:val="Emphasis"/>
+          <w:rStyle w:val="nfasis"/>
           <w:b/>
           <w:bCs/>
         </w:rPr>
@@ -113,7 +121,7 @@
       </w:r>
       <w:r>
         <w:rPr>
-          <w:rStyle w:val="Emphasis"/>
+          <w:rStyle w:val="nfasis"/>
         </w:rPr>
         <w:t xml:space="preserve"> Refer to the Learning Directory for step-by-step guidance and additional resources, if needed.</w:t>
       </w:r>
@@ -122,12 +130,12 @@
       <w:pPr>
         <w:pStyle w:val="Bodytext1"/>
         <w:rPr>
-          <w:rStyle w:val="Strong"/>
+          <w:rStyle w:val="Fuerte"/>
         </w:rPr>
       </w:pPr>
       <w:r>
         <w:rPr>
-          <w:rStyle w:val="Strong"/>
+          <w:rStyle w:val="Fuerte"/>
         </w:rPr>
         <w:t>Resources:</w:t>
       </w:r>
@@ -138,36 +146,44 @@
       </w:pPr>
       <w:r>
         <w:rPr>
-          <w:rStyle w:val="Strong"/>
+          <w:rStyle w:val="Fuerte"/>
         </w:rPr>
         <w:t>Project1_</w:t>
       </w:r>
       <w:r>
         <w:rPr>
-          <w:rStyle w:val="Strong"/>
+          <w:rStyle w:val="Fuerte"/>
         </w:rPr>
         <w:t>datafile</w:t>
       </w:r>
       <w:r>
         <w:rPr>
-          <w:rStyle w:val="Strong"/>
+          <w:rStyle w:val="Fuerte"/>
         </w:rPr>
         <w:t>.xl</w:t>
       </w:r>
       <w:r>
         <w:rPr>
-          <w:rStyle w:val="Strong"/>
+          <w:rStyle w:val="Fuerte"/>
         </w:rPr>
         <w:t>sx</w:t>
       </w:r>
       <w:r>
         <w:t xml:space="preserve"> in the </w:t>
       </w:r>
+      <w:proofErr w:type="spellStart"/>
       <w:r>
         <w:rPr>
-          <w:rStyle w:val="Strong"/>
+          <w:rStyle w:val="Fuerte"/>
         </w:rPr>
-        <w:t xml:space="preserve">Project_Files </w:t>
+        <w:t>Project_Files</w:t>
+      </w:r>
+      <w:proofErr w:type="spellEnd"/>
+      <w:r>
+        <w:rPr>
+          <w:rStyle w:val="Fuerte"/>
+        </w:rPr>
+        <w:t xml:space="preserve"> </w:t>
       </w:r>
       <w:r>
         <w:t>folder.</w:t>
@@ -179,32 +195,34 @@
       </w:pPr>
       <w:r>
         <w:rPr>
-          <w:rStyle w:val="Strong"/>
+          <w:rStyle w:val="Fuerte"/>
         </w:rPr>
         <w:t>Discount</w:t>
       </w:r>
       <w:r>
         <w:rPr>
-          <w:rStyle w:val="Strong"/>
+          <w:rStyle w:val="Fuerte"/>
         </w:rPr>
         <w:t>Codes.xlsx</w:t>
       </w:r>
       <w:r>
         <w:t xml:space="preserve"> in the </w:t>
       </w:r>
+      <w:proofErr w:type="spellStart"/>
       <w:r>
         <w:rPr>
-          <w:rStyle w:val="Strong"/>
+          <w:rStyle w:val="Fuerte"/>
         </w:rPr>
         <w:t>Project_Files</w:t>
       </w:r>
+      <w:proofErr w:type="spellEnd"/>
       <w:r>
         <w:t xml:space="preserve"> folder.</w:t>
       </w:r>
     </w:p>
     <w:p>
       <w:pPr>
-        <w:pStyle w:val="Heading2"/>
+        <w:pStyle w:val="Ttulo2"/>
         <w:rPr>
           <w:b/>
           <w:bCs/>
@@ -242,7 +260,7 @@
           <w:id w:val="-52076722"/>
           <w15:appearance w15:val="hidden"/>
           <w14:checkbox>
-            <w14:checked w14:val="0"/>
+            <w14:checked w14:val="1"/>
             <w14:checkedState w14:val="2612" w14:font="MS Gothic"/>
             <w14:uncheckedState w14:val="2610" w14:font="MS Gothic"/>
           </w14:checkbox>
@@ -252,7 +270,7 @@
             <w:rPr>
               <w:rFonts w:ascii="MS Gothic" w:eastAsia="MS Gothic" w:hAnsi="MS Gothic" w:hint="eastAsia"/>
             </w:rPr>
-            <w:t>☐</w:t>
+            <w:t>☒</w:t>
           </w:r>
         </w:sdtContent>
       </w:sdt>
@@ -360,11 +378,45 @@
       <w:r>
         <w:t xml:space="preserve">3.2.1 Look up data by using the </w:t>
       </w:r>
-      <w:r>
-        <w:t xml:space="preserve">XLOOKUP(), </w:t>
-      </w:r>
-      <w:r>
-        <w:t>VLOOKUP(), HLOOKUP(), MATCH(), and INDEX() functions</w:t>
+      <w:proofErr w:type="gramStart"/>
+      <w:r>
+        <w:t>XLOOKUP(</w:t>
+      </w:r>
+      <w:proofErr w:type="gramEnd"/>
+      <w:r>
+        <w:t xml:space="preserve">), </w:t>
+      </w:r>
+      <w:proofErr w:type="gramStart"/>
+      <w:r>
+        <w:t>VLOOKUP(</w:t>
+      </w:r>
+      <w:proofErr w:type="gramEnd"/>
+      <w:r>
+        <w:t xml:space="preserve">), </w:t>
+      </w:r>
+      <w:proofErr w:type="gramStart"/>
+      <w:r>
+        <w:t>HLOOKUP(</w:t>
+      </w:r>
+      <w:proofErr w:type="gramEnd"/>
+      <w:r>
+        <w:t xml:space="preserve">), </w:t>
+      </w:r>
+      <w:proofErr w:type="gramStart"/>
+      <w:r>
+        <w:t>MATCH(</w:t>
+      </w:r>
+      <w:proofErr w:type="gramEnd"/>
+      <w:r>
+        <w:t xml:space="preserve">), and </w:t>
+      </w:r>
+      <w:proofErr w:type="gramStart"/>
+      <w:r>
+        <w:t>INDEX(</w:t>
+      </w:r>
+      <w:proofErr w:type="gramEnd"/>
+      <w:r>
+        <w:t>) functions</w:t>
       </w:r>
     </w:p>
     <w:p>
@@ -377,7 +429,7 @@
           <w:id w:val="1850297250"/>
           <w15:appearance w15:val="hidden"/>
           <w14:checkbox>
-            <w14:checked w14:val="0"/>
+            <w14:checked w14:val="1"/>
             <w14:checkedState w14:val="2612" w14:font="MS Gothic"/>
             <w14:uncheckedState w14:val="2610" w14:font="MS Gothic"/>
           </w14:checkbox>
@@ -387,7 +439,7 @@
             <w:rPr>
               <w:rFonts w:ascii="MS Gothic" w:eastAsia="MS Gothic" w:hAnsi="MS Gothic" w:hint="eastAsia"/>
             </w:rPr>
-            <w:t>☐</w:t>
+            <w:t>☒</w:t>
           </w:r>
         </w:sdtContent>
       </w:sdt>
@@ -439,7 +491,7 @@
           <w:id w:val="-1843614890"/>
           <w15:appearance w15:val="hidden"/>
           <w14:checkbox>
-            <w14:checked w14:val="0"/>
+            <w14:checked w14:val="1"/>
             <w14:checkedState w14:val="2612" w14:font="MS Gothic"/>
             <w14:uncheckedState w14:val="2610" w14:font="MS Gothic"/>
           </w14:checkbox>
@@ -449,7 +501,7 @@
             <w:rPr>
               <w:rFonts w:ascii="MS Gothic" w:eastAsia="MS Gothic" w:hAnsi="MS Gothic" w:hint="eastAsia"/>
             </w:rPr>
-            <w:t>☐</w:t>
+            <w:t>☒</w:t>
           </w:r>
         </w:sdtContent>
       </w:sdt>
@@ -480,6 +532,7 @@
       <w:r>
         <w:t>D</w:t>
       </w:r>
+      <w:proofErr w:type="gramStart"/>
       <w:r>
         <w:t>-</w:t>
       </w:r>
@@ -490,7 +543,11 @@
         <w:t>f</w:t>
       </w:r>
       <w:r>
-        <w:t>or example, ID-1234</w:t>
+        <w:t>or</w:t>
+      </w:r>
+      <w:proofErr w:type="gramEnd"/>
+      <w:r>
+        <w:t xml:space="preserve"> example, ID-1234</w:t>
       </w:r>
       <w:r>
         <w:t>.</w:t>
@@ -501,37 +558,15 @@
         <w:pStyle w:val="ObjectiveTitles"/>
       </w:pPr>
       <w:r>
-        <w:t>3.4.6 Sort data by using SORTBY()</w:t>
-      </w:r>
-    </w:p>
-    <w:p>
-      <w:pPr>
-        <w:pStyle w:val="task"/>
-      </w:pPr>
-      <w:r>
-        <w:rPr>
-          <w:rFonts w:ascii="Segoe UI Symbol" w:hAnsi="Segoe UI Symbol" w:cs="Segoe UI Symbol"/>
-        </w:rPr>
-        <w:t>☐</w:t>
-      </w:r>
-      <w:r>
-        <w:tab/>
-        <w:t>On the Products worksheet, create a sorted list starting in F2 that sorts the data in A2:D14 in ascending alphabetical order first by Category, and then by Product name.</w:t>
-      </w:r>
-    </w:p>
-    <w:p>
-      <w:pPr>
-        <w:pStyle w:val="ObjectiveTitles"/>
-      </w:pPr>
-      <w:r>
-        <w:lastRenderedPageBreak/>
-        <w:t xml:space="preserve">3.2.1 Look up data by using the </w:t>
-      </w:r>
-      <w:r>
-        <w:t xml:space="preserve">XLOOKUP(), </w:t>
-      </w:r>
-      <w:r>
-        <w:t>VLOOKUP(), HLOOKUP(), MATCH(), and INDEX() functions</w:t>
+        <w:t xml:space="preserve">3.4.6 Sort data by using </w:t>
+      </w:r>
+      <w:proofErr w:type="gramStart"/>
+      <w:r>
+        <w:t>SORTBY(</w:t>
+      </w:r>
+      <w:proofErr w:type="gramEnd"/>
+      <w:r>
+        <w:t>)</w:t>
       </w:r>
     </w:p>
     <w:p>
@@ -540,10 +575,10 @@
       </w:pPr>
       <w:sdt>
         <w:sdtPr>
-          <w:id w:val="-816490924"/>
+          <w:id w:val="-462576169"/>
           <w15:appearance w15:val="hidden"/>
           <w14:checkbox>
-            <w14:checked w14:val="0"/>
+            <w14:checked w14:val="1"/>
             <w14:checkedState w14:val="2612" w14:font="MS Gothic"/>
             <w14:uncheckedState w14:val="2610" w14:font="MS Gothic"/>
           </w14:checkbox>
@@ -553,72 +588,13 @@
             <w:rPr>
               <w:rFonts w:ascii="MS Gothic" w:eastAsia="MS Gothic" w:hAnsi="MS Gothic" w:hint="eastAsia"/>
             </w:rPr>
-            <w:t>☐</w:t>
+            <w:t>☒</w:t>
           </w:r>
         </w:sdtContent>
       </w:sdt>
       <w:r>
         <w:tab/>
-      </w:r>
-      <w:r>
-        <w:t xml:space="preserve">On the Sales </w:t>
-      </w:r>
-      <w:r>
-        <w:t>worksheet</w:t>
-      </w:r>
-      <w:r>
-        <w:t>,</w:t>
-      </w:r>
-      <w:r>
-        <w:t xml:space="preserve"> </w:t>
-      </w:r>
-      <w:r>
-        <w:t xml:space="preserve">use the MATCH and INDEX functions </w:t>
-      </w:r>
-      <w:r>
-        <w:t xml:space="preserve">in the Product Name column </w:t>
-      </w:r>
-      <w:r>
-        <w:t>to</w:t>
-      </w:r>
-      <w:r>
-        <w:t xml:space="preserve"> </w:t>
-      </w:r>
-      <w:r>
-        <w:t>reference the value</w:t>
-      </w:r>
-      <w:r>
-        <w:t>s</w:t>
-      </w:r>
-      <w:r>
-        <w:t xml:space="preserve"> in the Product ID column</w:t>
-      </w:r>
-      <w:r>
-        <w:t xml:space="preserve"> </w:t>
-      </w:r>
-      <w:r>
-        <w:t xml:space="preserve">and </w:t>
-      </w:r>
-      <w:r>
-        <w:t xml:space="preserve">then </w:t>
-      </w:r>
-      <w:r>
-        <w:t xml:space="preserve">return </w:t>
-      </w:r>
-      <w:r>
-        <w:t xml:space="preserve">the product names </w:t>
-      </w:r>
-      <w:r>
-        <w:t>from</w:t>
-      </w:r>
-      <w:r>
-        <w:t xml:space="preserve"> </w:t>
-      </w:r>
-      <w:r>
-        <w:t xml:space="preserve">column B of </w:t>
-      </w:r>
-      <w:r>
-        <w:t>the Products worksheet.</w:t>
+        <w:t>On the Products worksheet, create a sorted list starting in F2 that sorts the data in A2:D14 in ascending alphabetical order first by Category, and then by Product name.</w:t>
       </w:r>
     </w:p>
     <w:p>
@@ -626,7 +602,48 @@
         <w:pStyle w:val="ObjectiveTitles"/>
       </w:pPr>
       <w:r>
-        <w:t>2.2.1 Create custom number formats</w:t>
+        <w:lastRenderedPageBreak/>
+        <w:t xml:space="preserve">3.2.1 Look up data by using the </w:t>
+      </w:r>
+      <w:proofErr w:type="gramStart"/>
+      <w:r>
+        <w:t>XLOOKUP(</w:t>
+      </w:r>
+      <w:proofErr w:type="gramEnd"/>
+      <w:r>
+        <w:t xml:space="preserve">), </w:t>
+      </w:r>
+      <w:proofErr w:type="gramStart"/>
+      <w:r>
+        <w:t>VLOOKUP(</w:t>
+      </w:r>
+      <w:proofErr w:type="gramEnd"/>
+      <w:r>
+        <w:t xml:space="preserve">), </w:t>
+      </w:r>
+      <w:proofErr w:type="gramStart"/>
+      <w:r>
+        <w:t>HLOOKUP(</w:t>
+      </w:r>
+      <w:proofErr w:type="gramEnd"/>
+      <w:r>
+        <w:t xml:space="preserve">), </w:t>
+      </w:r>
+      <w:proofErr w:type="gramStart"/>
+      <w:r>
+        <w:t>MATCH(</w:t>
+      </w:r>
+      <w:proofErr w:type="gramEnd"/>
+      <w:r>
+        <w:t xml:space="preserve">), and </w:t>
+      </w:r>
+      <w:proofErr w:type="gramStart"/>
+      <w:r>
+        <w:t>INDEX(</w:t>
+      </w:r>
+      <w:proofErr w:type="gramEnd"/>
+      <w:r>
+        <w:t>) functions</w:t>
       </w:r>
     </w:p>
     <w:p>
@@ -635,10 +652,10 @@
       </w:pPr>
       <w:sdt>
         <w:sdtPr>
-          <w:id w:val="555362845"/>
+          <w:id w:val="-816490924"/>
           <w15:appearance w15:val="hidden"/>
           <w14:checkbox>
-            <w14:checked w14:val="0"/>
+            <w14:checked w14:val="1"/>
             <w14:checkedState w14:val="2612" w14:font="MS Gothic"/>
             <w14:uncheckedState w14:val="2610" w14:font="MS Gothic"/>
           </w14:checkbox>
@@ -648,7 +665,102 @@
             <w:rPr>
               <w:rFonts w:ascii="MS Gothic" w:eastAsia="MS Gothic" w:hAnsi="MS Gothic" w:hint="eastAsia"/>
             </w:rPr>
-            <w:t>☐</w:t>
+            <w:t>☒</w:t>
+          </w:r>
+        </w:sdtContent>
+      </w:sdt>
+      <w:r>
+        <w:tab/>
+      </w:r>
+      <w:r>
+        <w:t xml:space="preserve">On the Sales </w:t>
+      </w:r>
+      <w:r>
+        <w:t>worksheet</w:t>
+      </w:r>
+      <w:r>
+        <w:t>,</w:t>
+      </w:r>
+      <w:r>
+        <w:t xml:space="preserve"> </w:t>
+      </w:r>
+      <w:r>
+        <w:t xml:space="preserve">use the MATCH and INDEX functions </w:t>
+      </w:r>
+      <w:r>
+        <w:t xml:space="preserve">in the Product Name column </w:t>
+      </w:r>
+      <w:r>
+        <w:t>to</w:t>
+      </w:r>
+      <w:r>
+        <w:t xml:space="preserve"> </w:t>
+      </w:r>
+      <w:r>
+        <w:t>reference the value</w:t>
+      </w:r>
+      <w:r>
+        <w:t>s</w:t>
+      </w:r>
+      <w:r>
+        <w:t xml:space="preserve"> in the Product ID column</w:t>
+      </w:r>
+      <w:r>
+        <w:t xml:space="preserve"> </w:t>
+      </w:r>
+      <w:r>
+        <w:t xml:space="preserve">and </w:t>
+      </w:r>
+      <w:r>
+        <w:t xml:space="preserve">then </w:t>
+      </w:r>
+      <w:r>
+        <w:t xml:space="preserve">return </w:t>
+      </w:r>
+      <w:r>
+        <w:t xml:space="preserve">the product names </w:t>
+      </w:r>
+      <w:r>
+        <w:t>from</w:t>
+      </w:r>
+      <w:r>
+        <w:t xml:space="preserve"> </w:t>
+      </w:r>
+      <w:r>
+        <w:t xml:space="preserve">column B of </w:t>
+      </w:r>
+      <w:r>
+        <w:t>the Products worksheet.</w:t>
+      </w:r>
+    </w:p>
+    <w:p>
+      <w:pPr>
+        <w:pStyle w:val="ObjectiveTitles"/>
+      </w:pPr>
+      <w:r>
+        <w:t>2.2.1 Create custom number formats</w:t>
+      </w:r>
+    </w:p>
+    <w:p>
+      <w:pPr>
+        <w:pStyle w:val="task"/>
+      </w:pPr>
+      <w:sdt>
+        <w:sdtPr>
+          <w:id w:val="555362845"/>
+          <w15:appearance w15:val="hidden"/>
+          <w14:checkbox>
+            <w14:checked w14:val="1"/>
+            <w14:checkedState w14:val="2612" w14:font="MS Gothic"/>
+            <w14:uncheckedState w14:val="2610" w14:font="MS Gothic"/>
+          </w14:checkbox>
+        </w:sdtPr>
+        <w:sdtContent>
+          <w:r>
+            <w:rPr>
+              <w:rFonts w:ascii="MS Gothic" w:eastAsia="MS Gothic" w:hAnsi="MS Gothic" w:hint="eastAsia"/>
+            </w:rPr>
+            <w:t>☒</w:t>
           </w:r>
         </w:sdtContent>
       </w:sdt>
@@ -813,10 +925,122 @@
         <w:pStyle w:val="ObjectiveTitles"/>
       </w:pPr>
       <w:r>
-        <w:t>3.1.1 Perform logical operations by using nested functions including the IF(), IFS(), SWITCH(), SUMIF(), AVERAGEIF(), COUNTIF(), SUMIFS(), AVERAGEIFS(), COUNTIFS(), MAXIFS(), MINIFS(), AND(), OR(),NOT()</w:t>
-      </w:r>
-      <w:r>
-        <w:t>, and LET()</w:t>
+        <w:t xml:space="preserve">3.1.1 Perform logical operations by using nested functions including the </w:t>
+      </w:r>
+      <w:proofErr w:type="gramStart"/>
+      <w:r>
+        <w:t>IF(</w:t>
+      </w:r>
+      <w:proofErr w:type="gramEnd"/>
+      <w:r>
+        <w:t xml:space="preserve">), </w:t>
+      </w:r>
+      <w:proofErr w:type="gramStart"/>
+      <w:r>
+        <w:t>IFS(</w:t>
+      </w:r>
+      <w:proofErr w:type="gramEnd"/>
+      <w:r>
+        <w:t xml:space="preserve">), </w:t>
+      </w:r>
+      <w:proofErr w:type="gramStart"/>
+      <w:r>
+        <w:t>SWITCH(</w:t>
+      </w:r>
+      <w:proofErr w:type="gramEnd"/>
+      <w:r>
+        <w:t xml:space="preserve">), </w:t>
+      </w:r>
+      <w:proofErr w:type="gramStart"/>
+      <w:r>
+        <w:t>SUMIF(</w:t>
+      </w:r>
+      <w:proofErr w:type="gramEnd"/>
+      <w:r>
+        <w:t xml:space="preserve">), </w:t>
+      </w:r>
+      <w:proofErr w:type="gramStart"/>
+      <w:r>
+        <w:t>AVERAGEIF(</w:t>
+      </w:r>
+      <w:proofErr w:type="gramEnd"/>
+      <w:r>
+        <w:t xml:space="preserve">), </w:t>
+      </w:r>
+      <w:proofErr w:type="gramStart"/>
+      <w:r>
+        <w:t>COUNTIF(</w:t>
+      </w:r>
+      <w:proofErr w:type="gramEnd"/>
+      <w:r>
+        <w:t xml:space="preserve">), </w:t>
+      </w:r>
+      <w:proofErr w:type="gramStart"/>
+      <w:r>
+        <w:t>SUMIFS(</w:t>
+      </w:r>
+      <w:proofErr w:type="gramEnd"/>
+      <w:r>
+        <w:t xml:space="preserve">), </w:t>
+      </w:r>
+      <w:proofErr w:type="gramStart"/>
+      <w:r>
+        <w:t>AVERAGEIFS(</w:t>
+      </w:r>
+      <w:proofErr w:type="gramEnd"/>
+      <w:r>
+        <w:t xml:space="preserve">), </w:t>
+      </w:r>
+      <w:proofErr w:type="gramStart"/>
+      <w:r>
+        <w:t>COUNTIFS(</w:t>
+      </w:r>
+      <w:proofErr w:type="gramEnd"/>
+      <w:r>
+        <w:t xml:space="preserve">), </w:t>
+      </w:r>
+      <w:proofErr w:type="gramStart"/>
+      <w:r>
+        <w:t>MAXIFS(</w:t>
+      </w:r>
+      <w:proofErr w:type="gramEnd"/>
+      <w:r>
+        <w:t xml:space="preserve">), </w:t>
+      </w:r>
+      <w:proofErr w:type="gramStart"/>
+      <w:r>
+        <w:t>MINIFS(</w:t>
+      </w:r>
+      <w:proofErr w:type="gramEnd"/>
+      <w:r>
+        <w:t xml:space="preserve">), </w:t>
+      </w:r>
+      <w:proofErr w:type="gramStart"/>
+      <w:r>
+        <w:t>AND(</w:t>
+      </w:r>
+      <w:proofErr w:type="gramEnd"/>
+      <w:r>
+        <w:t>), OR(</w:t>
+      </w:r>
+      <w:proofErr w:type="gramStart"/>
+      <w:r>
+        <w:t>),NOT</w:t>
+      </w:r>
+      <w:proofErr w:type="gramEnd"/>
+      <w:r>
+        <w:t>()</w:t>
+      </w:r>
+      <w:r>
+        <w:t xml:space="preserve">, and </w:t>
+      </w:r>
+      <w:proofErr w:type="gramStart"/>
+      <w:r>
+        <w:t>LET(</w:t>
+      </w:r>
+      <w:proofErr w:type="gramEnd"/>
+      <w:r>
+        <w:t>)</w:t>
       </w:r>
       <w:r>
         <w:t xml:space="preserve"> functions</w:t>
@@ -857,8 +1081,13 @@
       <w:r>
         <w:t xml:space="preserve">e </w:t>
       </w:r>
-      <w:r>
-        <w:t>SWITCH() function to</w:t>
+      <w:proofErr w:type="gramStart"/>
+      <w:r>
+        <w:t>SWITCH(</w:t>
+      </w:r>
+      <w:proofErr w:type="gramEnd"/>
+      <w:r>
+        <w:t>) function to</w:t>
       </w:r>
       <w:r>
         <w:t xml:space="preserve"> </w:t>
@@ -873,10 +1102,18 @@
         <w:t xml:space="preserve">based </w:t>
       </w:r>
       <w:r>
-        <w:t xml:space="preserve">on the </w:t>
-      </w:r>
-      <w:r>
-        <w:t>value in the Discount number column</w:t>
+        <w:t xml:space="preserve">on </w:t>
+      </w:r>
+      <w:proofErr w:type="gramStart"/>
+      <w:r>
+        <w:t xml:space="preserve">the </w:t>
+      </w:r>
+      <w:r>
+        <w:t>value in the</w:t>
+      </w:r>
+      <w:proofErr w:type="gramEnd"/>
+      <w:r>
+        <w:t xml:space="preserve"> Discount number column</w:t>
       </w:r>
       <w:r>
         <w:t>. If the Discount number column value</w:t>
@@ -1065,10 +1302,122 @@
         <w:pStyle w:val="ObjectiveTitles"/>
       </w:pPr>
       <w:r>
-        <w:t>3.1.1 Perform logical operations by using nested functions including the IF(), IFS(), SWITCH(), SUMIF(), AVERAGEIF(), COUNTIF(), SUMIFS(), AVERAGEIFS(), COUNTIFS(), MAXIFS(), MINIFS(), AND(), OR(),NOT()</w:t>
-      </w:r>
-      <w:r>
-        <w:t>, and LET()</w:t>
+        <w:t xml:space="preserve">3.1.1 Perform logical operations by using nested functions including the </w:t>
+      </w:r>
+      <w:proofErr w:type="gramStart"/>
+      <w:r>
+        <w:t>IF(</w:t>
+      </w:r>
+      <w:proofErr w:type="gramEnd"/>
+      <w:r>
+        <w:t xml:space="preserve">), </w:t>
+      </w:r>
+      <w:proofErr w:type="gramStart"/>
+      <w:r>
+        <w:t>IFS(</w:t>
+      </w:r>
+      <w:proofErr w:type="gramEnd"/>
+      <w:r>
+        <w:t xml:space="preserve">), </w:t>
+      </w:r>
+      <w:proofErr w:type="gramStart"/>
+      <w:r>
+        <w:t>SWITCH(</w:t>
+      </w:r>
+      <w:proofErr w:type="gramEnd"/>
+      <w:r>
+        <w:t xml:space="preserve">), </w:t>
+      </w:r>
+      <w:proofErr w:type="gramStart"/>
+      <w:r>
+        <w:t>SUMIF(</w:t>
+      </w:r>
+      <w:proofErr w:type="gramEnd"/>
+      <w:r>
+        <w:t xml:space="preserve">), </w:t>
+      </w:r>
+      <w:proofErr w:type="gramStart"/>
+      <w:r>
+        <w:t>AVERAGEIF(</w:t>
+      </w:r>
+      <w:proofErr w:type="gramEnd"/>
+      <w:r>
+        <w:t xml:space="preserve">), </w:t>
+      </w:r>
+      <w:proofErr w:type="gramStart"/>
+      <w:r>
+        <w:t>COUNTIF(</w:t>
+      </w:r>
+      <w:proofErr w:type="gramEnd"/>
+      <w:r>
+        <w:t xml:space="preserve">), </w:t>
+      </w:r>
+      <w:proofErr w:type="gramStart"/>
+      <w:r>
+        <w:t>SUMIFS(</w:t>
+      </w:r>
+      <w:proofErr w:type="gramEnd"/>
+      <w:r>
+        <w:t xml:space="preserve">), </w:t>
+      </w:r>
+      <w:proofErr w:type="gramStart"/>
+      <w:r>
+        <w:t>AVERAGEIFS(</w:t>
+      </w:r>
+      <w:proofErr w:type="gramEnd"/>
+      <w:r>
+        <w:t xml:space="preserve">), </w:t>
+      </w:r>
+      <w:proofErr w:type="gramStart"/>
+      <w:r>
+        <w:t>COUNTIFS(</w:t>
+      </w:r>
+      <w:proofErr w:type="gramEnd"/>
+      <w:r>
+        <w:t xml:space="preserve">), </w:t>
+      </w:r>
+      <w:proofErr w:type="gramStart"/>
+      <w:r>
+        <w:t>MAXIFS(</w:t>
+      </w:r>
+      <w:proofErr w:type="gramEnd"/>
+      <w:r>
+        <w:t xml:space="preserve">), </w:t>
+      </w:r>
+      <w:proofErr w:type="gramStart"/>
+      <w:r>
+        <w:t>MINIFS(</w:t>
+      </w:r>
+      <w:proofErr w:type="gramEnd"/>
+      <w:r>
+        <w:t xml:space="preserve">), </w:t>
+      </w:r>
+      <w:proofErr w:type="gramStart"/>
+      <w:r>
+        <w:t>AND(</w:t>
+      </w:r>
+      <w:proofErr w:type="gramEnd"/>
+      <w:r>
+        <w:t>), OR(</w:t>
+      </w:r>
+      <w:proofErr w:type="gramStart"/>
+      <w:r>
+        <w:t>),NOT</w:t>
+      </w:r>
+      <w:proofErr w:type="gramEnd"/>
+      <w:r>
+        <w:t>()</w:t>
+      </w:r>
+      <w:r>
+        <w:t xml:space="preserve">, and </w:t>
+      </w:r>
+      <w:proofErr w:type="gramStart"/>
+      <w:r>
+        <w:t>LET(</w:t>
+      </w:r>
+      <w:proofErr w:type="gramEnd"/>
+      <w:r>
+        <w:t>)</w:t>
       </w:r>
       <w:r>
         <w:t xml:space="preserve"> functions</w:t>
@@ -1081,11 +1430,45 @@
       <w:r>
         <w:t xml:space="preserve">3.2.1 Look up data by using the </w:t>
       </w:r>
-      <w:r>
-        <w:t xml:space="preserve">XLOOKUP(), </w:t>
-      </w:r>
-      <w:r>
-        <w:t>VLOOKUP(), HLOOKUP(), MATCH(), and INDEX() functions</w:t>
+      <w:proofErr w:type="gramStart"/>
+      <w:r>
+        <w:t>XLOOKUP(</w:t>
+      </w:r>
+      <w:proofErr w:type="gramEnd"/>
+      <w:r>
+        <w:t xml:space="preserve">), </w:t>
+      </w:r>
+      <w:proofErr w:type="gramStart"/>
+      <w:r>
+        <w:t>VLOOKUP(</w:t>
+      </w:r>
+      <w:proofErr w:type="gramEnd"/>
+      <w:r>
+        <w:t xml:space="preserve">), </w:t>
+      </w:r>
+      <w:proofErr w:type="gramStart"/>
+      <w:r>
+        <w:t>HLOOKUP(</w:t>
+      </w:r>
+      <w:proofErr w:type="gramEnd"/>
+      <w:r>
+        <w:t xml:space="preserve">), </w:t>
+      </w:r>
+      <w:proofErr w:type="gramStart"/>
+      <w:r>
+        <w:t>MATCH(</w:t>
+      </w:r>
+      <w:proofErr w:type="gramEnd"/>
+      <w:r>
+        <w:t xml:space="preserve">), and </w:t>
+      </w:r>
+      <w:proofErr w:type="gramStart"/>
+      <w:r>
+        <w:t>INDEX(</w:t>
+      </w:r>
+      <w:proofErr w:type="gramEnd"/>
+      <w:r>
+        <w:t>) functions</w:t>
       </w:r>
     </w:p>
     <w:p>
@@ -1367,9 +1750,11 @@
       <w:r>
         <w:t xml:space="preserve"> Name the PivotTable “</w:t>
       </w:r>
+      <w:proofErr w:type="spellStart"/>
       <w:r>
         <w:t>HoneySales</w:t>
       </w:r>
+      <w:proofErr w:type="spellEnd"/>
       <w:r>
         <w:t>.”</w:t>
       </w:r>
@@ -1431,7 +1816,15 @@
         <w:t>I</w:t>
       </w:r>
       <w:r>
-        <w:t>n the HoneySales PivotTable, move the Product name field to Columns. A</w:t>
+        <w:t xml:space="preserve">n the </w:t>
+      </w:r>
+      <w:proofErr w:type="spellStart"/>
+      <w:r>
+        <w:t>HoneySales</w:t>
+      </w:r>
+      <w:proofErr w:type="spellEnd"/>
+      <w:r>
+        <w:t xml:space="preserve"> PivotTable, move the Product name field to Columns. A</w:t>
       </w:r>
       <w:r>
         <w:t>dd</w:t>
@@ -1525,14 +1918,27 @@
       <w:r>
         <w:t xml:space="preserve"> slicer for the </w:t>
       </w:r>
-      <w:r>
-        <w:t xml:space="preserve">HoneySales </w:t>
-      </w:r>
-      <w:r>
-        <w:t xml:space="preserve">PivotTable to filter by Product name, </w:t>
-      </w:r>
-      <w:r>
-        <w:t xml:space="preserve">and then </w:t>
+      <w:proofErr w:type="spellStart"/>
+      <w:r>
+        <w:t>HoneySales</w:t>
+      </w:r>
+      <w:proofErr w:type="spellEnd"/>
+      <w:r>
+        <w:t xml:space="preserve"> </w:t>
+      </w:r>
+      <w:r>
+        <w:t xml:space="preserve">PivotTable to filter by Product </w:t>
+      </w:r>
+      <w:proofErr w:type="gramStart"/>
+      <w:r>
+        <w:t xml:space="preserve">name, </w:t>
+      </w:r>
+      <w:r>
+        <w:t>and</w:t>
+      </w:r>
+      <w:proofErr w:type="gramEnd"/>
+      <w:r>
+        <w:t xml:space="preserve"> then </w:t>
       </w:r>
       <w:r>
         <w:t xml:space="preserve">filter the PivotTable </w:t>
@@ -1570,8 +1976,13 @@
         <w:pStyle w:val="ObjectiveTitles"/>
       </w:pPr>
       <w:r>
-        <w:t>4.3.1 Create PivotCharts</w:t>
-      </w:r>
+        <w:t xml:space="preserve">4.3.1 Create </w:t>
+      </w:r>
+      <w:proofErr w:type="spellStart"/>
+      <w:r>
+        <w:t>PivotCharts</w:t>
+      </w:r>
+      <w:proofErr w:type="spellEnd"/>
       <w:r>
         <w:t xml:space="preserve"> </w:t>
       </w:r>
@@ -1581,8 +1992,13 @@
         <w:pStyle w:val="ObjectiveTitles"/>
       </w:pPr>
       <w:r>
-        <w:t>4.3.2 Manipulate options in existing PivotCharts</w:t>
-      </w:r>
+        <w:t xml:space="preserve">4.3.2 Manipulate options in existing </w:t>
+      </w:r>
+      <w:proofErr w:type="spellStart"/>
+      <w:r>
+        <w:t>PivotCharts</w:t>
+      </w:r>
+      <w:proofErr w:type="spellEnd"/>
     </w:p>
     <w:p>
       <w:pPr>
@@ -1613,9 +2029,11 @@
       <w:r>
         <w:t xml:space="preserve">Create a Clustered Column PivotChart based on the </w:t>
       </w:r>
+      <w:proofErr w:type="spellStart"/>
       <w:r>
         <w:t>HoneySales</w:t>
       </w:r>
+      <w:proofErr w:type="spellEnd"/>
       <w:r>
         <w:t xml:space="preserve"> </w:t>
       </w:r>
@@ -1727,10 +2145,122 @@
         <w:pStyle w:val="ObjectiveTitles"/>
       </w:pPr>
       <w:r>
-        <w:t>3.1.1 Perform logical operations by using nested functions including the IF(), IFS(), SWITCH(), SUMIF(), AVERAGEIF(), COUNTIF(), SUMIFS(), AVERAGEIFS(), COUNTIFS(), MAXIFS(), MINIFS(), AND(), OR(),NOT()</w:t>
-      </w:r>
-      <w:r>
-        <w:t>, and LET()</w:t>
+        <w:t xml:space="preserve">3.1.1 Perform logical operations by using nested functions including the </w:t>
+      </w:r>
+      <w:proofErr w:type="gramStart"/>
+      <w:r>
+        <w:t>IF(</w:t>
+      </w:r>
+      <w:proofErr w:type="gramEnd"/>
+      <w:r>
+        <w:t xml:space="preserve">), </w:t>
+      </w:r>
+      <w:proofErr w:type="gramStart"/>
+      <w:r>
+        <w:t>IFS(</w:t>
+      </w:r>
+      <w:proofErr w:type="gramEnd"/>
+      <w:r>
+        <w:t xml:space="preserve">), </w:t>
+      </w:r>
+      <w:proofErr w:type="gramStart"/>
+      <w:r>
+        <w:t>SWITCH(</w:t>
+      </w:r>
+      <w:proofErr w:type="gramEnd"/>
+      <w:r>
+        <w:t xml:space="preserve">), </w:t>
+      </w:r>
+      <w:proofErr w:type="gramStart"/>
+      <w:r>
+        <w:t>SUMIF(</w:t>
+      </w:r>
+      <w:proofErr w:type="gramEnd"/>
+      <w:r>
+        <w:t xml:space="preserve">), </w:t>
+      </w:r>
+      <w:proofErr w:type="gramStart"/>
+      <w:r>
+        <w:t>AVERAGEIF(</w:t>
+      </w:r>
+      <w:proofErr w:type="gramEnd"/>
+      <w:r>
+        <w:t xml:space="preserve">), </w:t>
+      </w:r>
+      <w:proofErr w:type="gramStart"/>
+      <w:r>
+        <w:t>COUNTIF(</w:t>
+      </w:r>
+      <w:proofErr w:type="gramEnd"/>
+      <w:r>
+        <w:t xml:space="preserve">), </w:t>
+      </w:r>
+      <w:proofErr w:type="gramStart"/>
+      <w:r>
+        <w:t>SUMIFS(</w:t>
+      </w:r>
+      <w:proofErr w:type="gramEnd"/>
+      <w:r>
+        <w:t xml:space="preserve">), </w:t>
+      </w:r>
+      <w:proofErr w:type="gramStart"/>
+      <w:r>
+        <w:t>AVERAGEIFS(</w:t>
+      </w:r>
+      <w:proofErr w:type="gramEnd"/>
+      <w:r>
+        <w:t xml:space="preserve">), </w:t>
+      </w:r>
+      <w:proofErr w:type="gramStart"/>
+      <w:r>
+        <w:t>COUNTIFS(</w:t>
+      </w:r>
+      <w:proofErr w:type="gramEnd"/>
+      <w:r>
+        <w:t xml:space="preserve">), </w:t>
+      </w:r>
+      <w:proofErr w:type="gramStart"/>
+      <w:r>
+        <w:t>MAXIFS(</w:t>
+      </w:r>
+      <w:proofErr w:type="gramEnd"/>
+      <w:r>
+        <w:t xml:space="preserve">), </w:t>
+      </w:r>
+      <w:proofErr w:type="gramStart"/>
+      <w:r>
+        <w:t>MINIFS(</w:t>
+      </w:r>
+      <w:proofErr w:type="gramEnd"/>
+      <w:r>
+        <w:t xml:space="preserve">), </w:t>
+      </w:r>
+      <w:proofErr w:type="gramStart"/>
+      <w:r>
+        <w:t>AND(</w:t>
+      </w:r>
+      <w:proofErr w:type="gramEnd"/>
+      <w:r>
+        <w:t>), OR(</w:t>
+      </w:r>
+      <w:proofErr w:type="gramStart"/>
+      <w:r>
+        <w:t>),NOT</w:t>
+      </w:r>
+      <w:proofErr w:type="gramEnd"/>
+      <w:r>
+        <w:t>()</w:t>
+      </w:r>
+      <w:r>
+        <w:t xml:space="preserve">, and </w:t>
+      </w:r>
+      <w:proofErr w:type="gramStart"/>
+      <w:r>
+        <w:t>LET(</w:t>
+      </w:r>
+      <w:proofErr w:type="gramEnd"/>
+      <w:r>
+        <w:t>)</w:t>
       </w:r>
       <w:r>
         <w:t xml:space="preserve"> functions</w:t>
@@ -1773,7 +2303,15 @@
         <w:t>sheet,</w:t>
       </w:r>
       <w:r>
-        <w:t xml:space="preserve"> use the IFS() function in cell D1 to return: </w:t>
+        <w:t xml:space="preserve"> use the </w:t>
+      </w:r>
+      <w:proofErr w:type="gramStart"/>
+      <w:r>
+        <w:t>IFS(</w:t>
+      </w:r>
+      <w:proofErr w:type="gramEnd"/>
+      <w:r>
+        <w:t xml:space="preserve">) function in cell D1 to return: </w:t>
       </w:r>
     </w:p>
     <w:p>
@@ -1781,11 +2319,16 @@
         <w:pStyle w:val="Bulletlevel1"/>
         <w:ind w:left="1440"/>
       </w:pPr>
+      <w:proofErr w:type="gramStart"/>
       <w:r>
         <w:t>”</w:t>
       </w:r>
       <w:r>
-        <w:t>Less than 50</w:t>
+        <w:t>Less</w:t>
+      </w:r>
+      <w:proofErr w:type="gramEnd"/>
+      <w:r>
+        <w:t xml:space="preserve"> than 50</w:t>
       </w:r>
       <w:r>
         <w:t>%</w:t>
@@ -1832,10 +2375,122 @@
         <w:pStyle w:val="ObjectiveTitles"/>
       </w:pPr>
       <w:r>
-        <w:t>3.1.1 Perform logical operations by using nested functions including the IF(), IFS(), SWITCH(), SUMIF(), AVERAGEIF(), COUNTIF(), SUMIFS(), AVERAGEIFS(), COUNTIFS(), MAXIFS(), MINIFS(), AND(), OR(),NOT()</w:t>
-      </w:r>
-      <w:r>
-        <w:t>, and LET()</w:t>
+        <w:t xml:space="preserve">3.1.1 Perform logical operations by using nested functions including the </w:t>
+      </w:r>
+      <w:proofErr w:type="gramStart"/>
+      <w:r>
+        <w:t>IF(</w:t>
+      </w:r>
+      <w:proofErr w:type="gramEnd"/>
+      <w:r>
+        <w:t xml:space="preserve">), </w:t>
+      </w:r>
+      <w:proofErr w:type="gramStart"/>
+      <w:r>
+        <w:t>IFS(</w:t>
+      </w:r>
+      <w:proofErr w:type="gramEnd"/>
+      <w:r>
+        <w:t xml:space="preserve">), </w:t>
+      </w:r>
+      <w:proofErr w:type="gramStart"/>
+      <w:r>
+        <w:t>SWITCH(</w:t>
+      </w:r>
+      <w:proofErr w:type="gramEnd"/>
+      <w:r>
+        <w:t xml:space="preserve">), </w:t>
+      </w:r>
+      <w:proofErr w:type="gramStart"/>
+      <w:r>
+        <w:t>SUMIF(</w:t>
+      </w:r>
+      <w:proofErr w:type="gramEnd"/>
+      <w:r>
+        <w:t xml:space="preserve">), </w:t>
+      </w:r>
+      <w:proofErr w:type="gramStart"/>
+      <w:r>
+        <w:t>AVERAGEIF(</w:t>
+      </w:r>
+      <w:proofErr w:type="gramEnd"/>
+      <w:r>
+        <w:t xml:space="preserve">), </w:t>
+      </w:r>
+      <w:proofErr w:type="gramStart"/>
+      <w:r>
+        <w:t>COUNTIF(</w:t>
+      </w:r>
+      <w:proofErr w:type="gramEnd"/>
+      <w:r>
+        <w:t xml:space="preserve">), </w:t>
+      </w:r>
+      <w:proofErr w:type="gramStart"/>
+      <w:r>
+        <w:t>SUMIFS(</w:t>
+      </w:r>
+      <w:proofErr w:type="gramEnd"/>
+      <w:r>
+        <w:t xml:space="preserve">), </w:t>
+      </w:r>
+      <w:proofErr w:type="gramStart"/>
+      <w:r>
+        <w:t>AVERAGEIFS(</w:t>
+      </w:r>
+      <w:proofErr w:type="gramEnd"/>
+      <w:r>
+        <w:t xml:space="preserve">), </w:t>
+      </w:r>
+      <w:proofErr w:type="gramStart"/>
+      <w:r>
+        <w:t>COUNTIFS(</w:t>
+      </w:r>
+      <w:proofErr w:type="gramEnd"/>
+      <w:r>
+        <w:t xml:space="preserve">), </w:t>
+      </w:r>
+      <w:proofErr w:type="gramStart"/>
+      <w:r>
+        <w:t>MAXIFS(</w:t>
+      </w:r>
+      <w:proofErr w:type="gramEnd"/>
+      <w:r>
+        <w:t xml:space="preserve">), </w:t>
+      </w:r>
+      <w:proofErr w:type="gramStart"/>
+      <w:r>
+        <w:t>MINIFS(</w:t>
+      </w:r>
+      <w:proofErr w:type="gramEnd"/>
+      <w:r>
+        <w:t xml:space="preserve">), </w:t>
+      </w:r>
+      <w:proofErr w:type="gramStart"/>
+      <w:r>
+        <w:t>AND(</w:t>
+      </w:r>
+      <w:proofErr w:type="gramEnd"/>
+      <w:r>
+        <w:t>), OR(</w:t>
+      </w:r>
+      <w:proofErr w:type="gramStart"/>
+      <w:r>
+        <w:t>),NOT</w:t>
+      </w:r>
+      <w:proofErr w:type="gramEnd"/>
+      <w:r>
+        <w:t>()</w:t>
+      </w:r>
+      <w:r>
+        <w:t xml:space="preserve">, and </w:t>
+      </w:r>
+      <w:proofErr w:type="gramStart"/>
+      <w:r>
+        <w:t>LET(</w:t>
+      </w:r>
+      <w:proofErr w:type="gramEnd"/>
+      <w:r>
+        <w:t>)</w:t>
       </w:r>
       <w:r>
         <w:t xml:space="preserve"> functions</w:t>
@@ -1913,10 +2568,122 @@
         <w:pStyle w:val="ObjectiveTitles"/>
       </w:pPr>
       <w:r>
-        <w:t>3.1.1 Perform logical operations by using nested functions including the IF(), IFS(), SWITCH(), SUMIF(), AVERAGEIF(), COUNTIF(), SUMIFS(), AVERAGEIFS(), COUNTIFS(), MAXIFS(), MINIFS(), AND(), OR(),NOT()</w:t>
-      </w:r>
-      <w:r>
-        <w:t>, and LET()</w:t>
+        <w:t xml:space="preserve">3.1.1 Perform logical operations by using nested functions including the </w:t>
+      </w:r>
+      <w:proofErr w:type="gramStart"/>
+      <w:r>
+        <w:t>IF(</w:t>
+      </w:r>
+      <w:proofErr w:type="gramEnd"/>
+      <w:r>
+        <w:t xml:space="preserve">), </w:t>
+      </w:r>
+      <w:proofErr w:type="gramStart"/>
+      <w:r>
+        <w:t>IFS(</w:t>
+      </w:r>
+      <w:proofErr w:type="gramEnd"/>
+      <w:r>
+        <w:t xml:space="preserve">), </w:t>
+      </w:r>
+      <w:proofErr w:type="gramStart"/>
+      <w:r>
+        <w:t>SWITCH(</w:t>
+      </w:r>
+      <w:proofErr w:type="gramEnd"/>
+      <w:r>
+        <w:t xml:space="preserve">), </w:t>
+      </w:r>
+      <w:proofErr w:type="gramStart"/>
+      <w:r>
+        <w:t>SUMIF(</w:t>
+      </w:r>
+      <w:proofErr w:type="gramEnd"/>
+      <w:r>
+        <w:t xml:space="preserve">), </w:t>
+      </w:r>
+      <w:proofErr w:type="gramStart"/>
+      <w:r>
+        <w:t>AVERAGEIF(</w:t>
+      </w:r>
+      <w:proofErr w:type="gramEnd"/>
+      <w:r>
+        <w:t xml:space="preserve">), </w:t>
+      </w:r>
+      <w:proofErr w:type="gramStart"/>
+      <w:r>
+        <w:t>COUNTIF(</w:t>
+      </w:r>
+      <w:proofErr w:type="gramEnd"/>
+      <w:r>
+        <w:t xml:space="preserve">), </w:t>
+      </w:r>
+      <w:proofErr w:type="gramStart"/>
+      <w:r>
+        <w:t>SUMIFS(</w:t>
+      </w:r>
+      <w:proofErr w:type="gramEnd"/>
+      <w:r>
+        <w:t xml:space="preserve">), </w:t>
+      </w:r>
+      <w:proofErr w:type="gramStart"/>
+      <w:r>
+        <w:t>AVERAGEIFS(</w:t>
+      </w:r>
+      <w:proofErr w:type="gramEnd"/>
+      <w:r>
+        <w:t xml:space="preserve">), </w:t>
+      </w:r>
+      <w:proofErr w:type="gramStart"/>
+      <w:r>
+        <w:t>COUNTIFS(</w:t>
+      </w:r>
+      <w:proofErr w:type="gramEnd"/>
+      <w:r>
+        <w:t xml:space="preserve">), </w:t>
+      </w:r>
+      <w:proofErr w:type="gramStart"/>
+      <w:r>
+        <w:t>MAXIFS(</w:t>
+      </w:r>
+      <w:proofErr w:type="gramEnd"/>
+      <w:r>
+        <w:t xml:space="preserve">), </w:t>
+      </w:r>
+      <w:proofErr w:type="gramStart"/>
+      <w:r>
+        <w:t>MINIFS(</w:t>
+      </w:r>
+      <w:proofErr w:type="gramEnd"/>
+      <w:r>
+        <w:t xml:space="preserve">), </w:t>
+      </w:r>
+      <w:proofErr w:type="gramStart"/>
+      <w:r>
+        <w:t>AND(</w:t>
+      </w:r>
+      <w:proofErr w:type="gramEnd"/>
+      <w:r>
+        <w:t>), OR(</w:t>
+      </w:r>
+      <w:proofErr w:type="gramStart"/>
+      <w:r>
+        <w:t>),NOT</w:t>
+      </w:r>
+      <w:proofErr w:type="gramEnd"/>
+      <w:r>
+        <w:t>()</w:t>
+      </w:r>
+      <w:r>
+        <w:t xml:space="preserve">, and </w:t>
+      </w:r>
+      <w:proofErr w:type="gramStart"/>
+      <w:r>
+        <w:t>LET(</w:t>
+      </w:r>
+      <w:proofErr w:type="gramEnd"/>
+      <w:r>
+        <w:t>)</w:t>
       </w:r>
       <w:r>
         <w:t xml:space="preserve"> functions</w:t>
@@ -1958,13 +2725,21 @@
         <w:t xml:space="preserve"> or </w:t>
       </w:r>
       <w:r>
-        <w:t>Bi-weekly Small</w:t>
+        <w:t xml:space="preserve">Bi-weekly </w:t>
+      </w:r>
+      <w:proofErr w:type="gramStart"/>
+      <w:r>
+        <w:t>Small</w:t>
       </w:r>
       <w:r>
         <w:t xml:space="preserve"> or </w:t>
       </w:r>
       <w:r>
-        <w:t>Medium orders</w:t>
+        <w:t>Medium</w:t>
+      </w:r>
+      <w:proofErr w:type="gramEnd"/>
+      <w:r>
+        <w:t xml:space="preserve"> orders</w:t>
       </w:r>
       <w:r>
         <w:t xml:space="preserve"> column, create a nested function that returns the value “Yes” if the customer’s </w:t>
@@ -1999,10 +2774,122 @@
         <w:pStyle w:val="ObjectiveTitles"/>
       </w:pPr>
       <w:r>
-        <w:t>3.1.1 Perform logical operations by using nested functions including the IF(), IFS(), SWITCH(), SUMIF(), AVERAGEIF(), COUNTIF(), SUMIFS(), AVERAGEIFS(), COUNTIFS(), MAXIFS(), MINIFS(), AND(), OR(),NOT()</w:t>
-      </w:r>
-      <w:r>
-        <w:t>, and LET()</w:t>
+        <w:t xml:space="preserve">3.1.1 Perform logical operations by using nested functions including the </w:t>
+      </w:r>
+      <w:proofErr w:type="gramStart"/>
+      <w:r>
+        <w:t>IF(</w:t>
+      </w:r>
+      <w:proofErr w:type="gramEnd"/>
+      <w:r>
+        <w:t xml:space="preserve">), </w:t>
+      </w:r>
+      <w:proofErr w:type="gramStart"/>
+      <w:r>
+        <w:t>IFS(</w:t>
+      </w:r>
+      <w:proofErr w:type="gramEnd"/>
+      <w:r>
+        <w:t xml:space="preserve">), </w:t>
+      </w:r>
+      <w:proofErr w:type="gramStart"/>
+      <w:r>
+        <w:t>SWITCH(</w:t>
+      </w:r>
+      <w:proofErr w:type="gramEnd"/>
+      <w:r>
+        <w:t xml:space="preserve">), </w:t>
+      </w:r>
+      <w:proofErr w:type="gramStart"/>
+      <w:r>
+        <w:t>SUMIF(</w:t>
+      </w:r>
+      <w:proofErr w:type="gramEnd"/>
+      <w:r>
+        <w:t xml:space="preserve">), </w:t>
+      </w:r>
+      <w:proofErr w:type="gramStart"/>
+      <w:r>
+        <w:t>AVERAGEIF(</w:t>
+      </w:r>
+      <w:proofErr w:type="gramEnd"/>
+      <w:r>
+        <w:t xml:space="preserve">), </w:t>
+      </w:r>
+      <w:proofErr w:type="gramStart"/>
+      <w:r>
+        <w:t>COUNTIF(</w:t>
+      </w:r>
+      <w:proofErr w:type="gramEnd"/>
+      <w:r>
+        <w:t xml:space="preserve">), </w:t>
+      </w:r>
+      <w:proofErr w:type="gramStart"/>
+      <w:r>
+        <w:t>SUMIFS(</w:t>
+      </w:r>
+      <w:proofErr w:type="gramEnd"/>
+      <w:r>
+        <w:t xml:space="preserve">), </w:t>
+      </w:r>
+      <w:proofErr w:type="gramStart"/>
+      <w:r>
+        <w:t>AVERAGEIFS(</w:t>
+      </w:r>
+      <w:proofErr w:type="gramEnd"/>
+      <w:r>
+        <w:t xml:space="preserve">), </w:t>
+      </w:r>
+      <w:proofErr w:type="gramStart"/>
+      <w:r>
+        <w:t>COUNTIFS(</w:t>
+      </w:r>
+      <w:proofErr w:type="gramEnd"/>
+      <w:r>
+        <w:t xml:space="preserve">), </w:t>
+      </w:r>
+      <w:proofErr w:type="gramStart"/>
+      <w:r>
+        <w:t>MAXIFS(</w:t>
+      </w:r>
+      <w:proofErr w:type="gramEnd"/>
+      <w:r>
+        <w:t xml:space="preserve">), </w:t>
+      </w:r>
+      <w:proofErr w:type="gramStart"/>
+      <w:r>
+        <w:t>MINIFS(</w:t>
+      </w:r>
+      <w:proofErr w:type="gramEnd"/>
+      <w:r>
+        <w:t xml:space="preserve">), </w:t>
+      </w:r>
+      <w:proofErr w:type="gramStart"/>
+      <w:r>
+        <w:t>AND(</w:t>
+      </w:r>
+      <w:proofErr w:type="gramEnd"/>
+      <w:r>
+        <w:t>), OR(</w:t>
+      </w:r>
+      <w:proofErr w:type="gramStart"/>
+      <w:r>
+        <w:t>),NOT</w:t>
+      </w:r>
+      <w:proofErr w:type="gramEnd"/>
+      <w:r>
+        <w:t>()</w:t>
+      </w:r>
+      <w:r>
+        <w:t xml:space="preserve">, and </w:t>
+      </w:r>
+      <w:proofErr w:type="gramStart"/>
+      <w:r>
+        <w:t>LET(</w:t>
+      </w:r>
+      <w:proofErr w:type="gramEnd"/>
+      <w:r>
+        <w:t>)</w:t>
       </w:r>
       <w:r>
         <w:t xml:space="preserve"> functions</w:t>
@@ -2052,8 +2939,13 @@
       <w:r>
         <w:t xml:space="preserve">enter a </w:t>
       </w:r>
-      <w:r>
-        <w:t xml:space="preserve">COUNTIFS() </w:t>
+      <w:proofErr w:type="gramStart"/>
+      <w:r>
+        <w:t>COUNTIFS(</w:t>
+      </w:r>
+      <w:proofErr w:type="gramEnd"/>
+      <w:r>
+        <w:t xml:space="preserve">) </w:t>
       </w:r>
       <w:r>
         <w:t xml:space="preserve">function that </w:t>
@@ -2172,7 +3064,127 @@
         <w:t>3.1.1</w:t>
       </w:r>
       <w:r>
-        <w:t xml:space="preserve"> Perform logical operations by using nested functions including the IF(), IFS(), SWITCH(), SUMIF(), AVERAGEIF(), COUNTIF(), SUMIFS(), AVERAGEIFS(), COUNTIFS(), MAXIFS(), MINIFS(), AND(), OR(), NOT(), and LET() functions</w:t>
+        <w:t xml:space="preserve"> Perform logical operations by using nested functions including the </w:t>
+      </w:r>
+      <w:proofErr w:type="gramStart"/>
+      <w:r>
+        <w:t>IF(</w:t>
+      </w:r>
+      <w:proofErr w:type="gramEnd"/>
+      <w:r>
+        <w:t xml:space="preserve">), </w:t>
+      </w:r>
+      <w:proofErr w:type="gramStart"/>
+      <w:r>
+        <w:t>IFS(</w:t>
+      </w:r>
+      <w:proofErr w:type="gramEnd"/>
+      <w:r>
+        <w:t xml:space="preserve">), </w:t>
+      </w:r>
+      <w:proofErr w:type="gramStart"/>
+      <w:r>
+        <w:t>SWITCH(</w:t>
+      </w:r>
+      <w:proofErr w:type="gramEnd"/>
+      <w:r>
+        <w:t xml:space="preserve">), </w:t>
+      </w:r>
+      <w:proofErr w:type="gramStart"/>
+      <w:r>
+        <w:t>SUMIF(</w:t>
+      </w:r>
+      <w:proofErr w:type="gramEnd"/>
+      <w:r>
+        <w:t xml:space="preserve">), </w:t>
+      </w:r>
+      <w:proofErr w:type="gramStart"/>
+      <w:r>
+        <w:t>AVERAGEIF(</w:t>
+      </w:r>
+      <w:proofErr w:type="gramEnd"/>
+      <w:r>
+        <w:t xml:space="preserve">), </w:t>
+      </w:r>
+      <w:proofErr w:type="gramStart"/>
+      <w:r>
+        <w:t>COUNTIF(</w:t>
+      </w:r>
+      <w:proofErr w:type="gramEnd"/>
+      <w:r>
+        <w:t xml:space="preserve">), </w:t>
+      </w:r>
+      <w:proofErr w:type="gramStart"/>
+      <w:r>
+        <w:t>SUMIFS(</w:t>
+      </w:r>
+      <w:proofErr w:type="gramEnd"/>
+      <w:r>
+        <w:t xml:space="preserve">), </w:t>
+      </w:r>
+      <w:proofErr w:type="gramStart"/>
+      <w:r>
+        <w:t>AVERAGEIFS(</w:t>
+      </w:r>
+      <w:proofErr w:type="gramEnd"/>
+      <w:r>
+        <w:t xml:space="preserve">), </w:t>
+      </w:r>
+      <w:proofErr w:type="gramStart"/>
+      <w:r>
+        <w:t>COUNTIFS(</w:t>
+      </w:r>
+      <w:proofErr w:type="gramEnd"/>
+      <w:r>
+        <w:t xml:space="preserve">), </w:t>
+      </w:r>
+      <w:proofErr w:type="gramStart"/>
+      <w:r>
+        <w:t>MAXIFS(</w:t>
+      </w:r>
+      <w:proofErr w:type="gramEnd"/>
+      <w:r>
+        <w:t xml:space="preserve">), </w:t>
+      </w:r>
+      <w:proofErr w:type="gramStart"/>
+      <w:r>
+        <w:t>MINIFS(</w:t>
+      </w:r>
+      <w:proofErr w:type="gramEnd"/>
+      <w:r>
+        <w:t xml:space="preserve">), </w:t>
+      </w:r>
+      <w:proofErr w:type="gramStart"/>
+      <w:r>
+        <w:t>AND(</w:t>
+      </w:r>
+      <w:proofErr w:type="gramEnd"/>
+      <w:r>
+        <w:t xml:space="preserve">), </w:t>
+      </w:r>
+      <w:proofErr w:type="gramStart"/>
+      <w:r>
+        <w:t>OR(</w:t>
+      </w:r>
+      <w:proofErr w:type="gramEnd"/>
+      <w:r>
+        <w:t xml:space="preserve">), </w:t>
+      </w:r>
+      <w:proofErr w:type="gramStart"/>
+      <w:r>
+        <w:t>NOT(</w:t>
+      </w:r>
+      <w:proofErr w:type="gramEnd"/>
+      <w:r>
+        <w:t xml:space="preserve">), and </w:t>
+      </w:r>
+      <w:proofErr w:type="gramStart"/>
+      <w:r>
+        <w:t>LET(</w:t>
+      </w:r>
+      <w:proofErr w:type="gramEnd"/>
+      <w:r>
+        <w:t>) functions</w:t>
       </w:r>
     </w:p>
     <w:p>
@@ -2180,7 +3192,15 @@
         <w:pStyle w:val="ObjectiveTitles"/>
       </w:pPr>
       <w:r>
-        <w:t>3.4.5 Filter data by using FILTER()</w:t>
+        <w:t xml:space="preserve">3.4.5 Filter data by using </w:t>
+      </w:r>
+      <w:proofErr w:type="gramStart"/>
+      <w:r>
+        <w:t>FILTER(</w:t>
+      </w:r>
+      <w:proofErr w:type="gramEnd"/>
+      <w:r>
+        <w:t>)</w:t>
       </w:r>
     </w:p>
     <w:p>
@@ -2219,7 +3239,23 @@
         <w:t xml:space="preserve"> the range</w:t>
       </w:r>
       <w:r>
-        <w:t xml:space="preserve"> A3:D20 (name this variable filteredData) by the value in cell G1 (name this variable countyName). If the value in the Sales rep column (column C) is not assigned, return a dash in the filtered dataset.</w:t>
+        <w:t xml:space="preserve"> A3:D20 (name this variable </w:t>
+      </w:r>
+      <w:proofErr w:type="spellStart"/>
+      <w:r>
+        <w:t>filteredData</w:t>
+      </w:r>
+      <w:proofErr w:type="spellEnd"/>
+      <w:r>
+        <w:t xml:space="preserve">) by the value in cell G1 (name this variable </w:t>
+      </w:r>
+      <w:proofErr w:type="spellStart"/>
+      <w:r>
+        <w:t>countyName</w:t>
+      </w:r>
+      <w:proofErr w:type="spellEnd"/>
+      <w:r>
+        <w:t>). If the value in the Sales rep column (column C) is not assigned, return a dash in the filtered dataset.</w:t>
       </w:r>
     </w:p>
     <w:p>
@@ -2331,10 +3367,122 @@
         <w:pStyle w:val="ObjectiveTitles"/>
       </w:pPr>
       <w:r>
-        <w:t>3.1.1 Perform logical operations by using nested functions including the IF(), IFS(), SWITCH(), SUMIF(), AVERAGEIF(), COUNTIF(), SUMIFS(), AVERAGEIFS(), COUNTIFS(), MAXIFS(), MINIFS(), AND(), OR(),NOT()</w:t>
-      </w:r>
-      <w:r>
-        <w:t>, and LET()</w:t>
+        <w:t xml:space="preserve">3.1.1 Perform logical operations by using nested functions including the </w:t>
+      </w:r>
+      <w:proofErr w:type="gramStart"/>
+      <w:r>
+        <w:t>IF(</w:t>
+      </w:r>
+      <w:proofErr w:type="gramEnd"/>
+      <w:r>
+        <w:t xml:space="preserve">), </w:t>
+      </w:r>
+      <w:proofErr w:type="gramStart"/>
+      <w:r>
+        <w:t>IFS(</w:t>
+      </w:r>
+      <w:proofErr w:type="gramEnd"/>
+      <w:r>
+        <w:t xml:space="preserve">), </w:t>
+      </w:r>
+      <w:proofErr w:type="gramStart"/>
+      <w:r>
+        <w:t>SWITCH(</w:t>
+      </w:r>
+      <w:proofErr w:type="gramEnd"/>
+      <w:r>
+        <w:t xml:space="preserve">), </w:t>
+      </w:r>
+      <w:proofErr w:type="gramStart"/>
+      <w:r>
+        <w:t>SUMIF(</w:t>
+      </w:r>
+      <w:proofErr w:type="gramEnd"/>
+      <w:r>
+        <w:t xml:space="preserve">), </w:t>
+      </w:r>
+      <w:proofErr w:type="gramStart"/>
+      <w:r>
+        <w:t>AVERAGEIF(</w:t>
+      </w:r>
+      <w:proofErr w:type="gramEnd"/>
+      <w:r>
+        <w:t xml:space="preserve">), </w:t>
+      </w:r>
+      <w:proofErr w:type="gramStart"/>
+      <w:r>
+        <w:t>COUNTIF(</w:t>
+      </w:r>
+      <w:proofErr w:type="gramEnd"/>
+      <w:r>
+        <w:t xml:space="preserve">), </w:t>
+      </w:r>
+      <w:proofErr w:type="gramStart"/>
+      <w:r>
+        <w:t>SUMIFS(</w:t>
+      </w:r>
+      <w:proofErr w:type="gramEnd"/>
+      <w:r>
+        <w:t xml:space="preserve">), </w:t>
+      </w:r>
+      <w:proofErr w:type="gramStart"/>
+      <w:r>
+        <w:t>AVERAGEIFS(</w:t>
+      </w:r>
+      <w:proofErr w:type="gramEnd"/>
+      <w:r>
+        <w:t xml:space="preserve">), </w:t>
+      </w:r>
+      <w:proofErr w:type="gramStart"/>
+      <w:r>
+        <w:t>COUNTIFS(</w:t>
+      </w:r>
+      <w:proofErr w:type="gramEnd"/>
+      <w:r>
+        <w:t xml:space="preserve">), </w:t>
+      </w:r>
+      <w:proofErr w:type="gramStart"/>
+      <w:r>
+        <w:t>MAXIFS(</w:t>
+      </w:r>
+      <w:proofErr w:type="gramEnd"/>
+      <w:r>
+        <w:t xml:space="preserve">), </w:t>
+      </w:r>
+      <w:proofErr w:type="gramStart"/>
+      <w:r>
+        <w:t>MINIFS(</w:t>
+      </w:r>
+      <w:proofErr w:type="gramEnd"/>
+      <w:r>
+        <w:t xml:space="preserve">), </w:t>
+      </w:r>
+      <w:proofErr w:type="gramStart"/>
+      <w:r>
+        <w:t>AND(</w:t>
+      </w:r>
+      <w:proofErr w:type="gramEnd"/>
+      <w:r>
+        <w:t>), OR(</w:t>
+      </w:r>
+      <w:proofErr w:type="gramStart"/>
+      <w:r>
+        <w:t>),NOT</w:t>
+      </w:r>
+      <w:proofErr w:type="gramEnd"/>
+      <w:r>
+        <w:t>()</w:t>
+      </w:r>
+      <w:r>
+        <w:t xml:space="preserve">, and </w:t>
+      </w:r>
+      <w:proofErr w:type="gramStart"/>
+      <w:r>
+        <w:t>LET(</w:t>
+      </w:r>
+      <w:proofErr w:type="gramEnd"/>
+      <w:r>
+        <w:t>)</w:t>
       </w:r>
       <w:r>
         <w:t xml:space="preserve"> functions</w:t>
@@ -2417,8 +3565,13 @@
       <w:r>
         <w:t xml:space="preserve">where the </w:t>
       </w:r>
-      <w:r>
-        <w:t xml:space="preserve">City </w:t>
+      <w:proofErr w:type="gramStart"/>
+      <w:r>
+        <w:t>City</w:t>
+      </w:r>
+      <w:proofErr w:type="gramEnd"/>
+      <w:r>
+        <w:t xml:space="preserve"> </w:t>
       </w:r>
       <w:r>
         <w:t>in the Sales worksheet</w:t>
@@ -2459,10 +3612,122 @@
         <w:pStyle w:val="ObjectiveTitles"/>
       </w:pPr>
       <w:r>
-        <w:t>3.1.1 Perform logical operations by using nested functions including the IF(), IFS(), SWITCH(), SUMIF(), AVERAGEIF(), COUNTIF(), SUMIFS(), AVERAGEIFS(), COUNTIFS(), MAXIFS(), MINIFS(), AND(), OR(),NOT()</w:t>
-      </w:r>
-      <w:r>
-        <w:t>, and LET()</w:t>
+        <w:t xml:space="preserve">3.1.1 Perform logical operations by using nested functions including the </w:t>
+      </w:r>
+      <w:proofErr w:type="gramStart"/>
+      <w:r>
+        <w:t>IF(</w:t>
+      </w:r>
+      <w:proofErr w:type="gramEnd"/>
+      <w:r>
+        <w:t xml:space="preserve">), </w:t>
+      </w:r>
+      <w:proofErr w:type="gramStart"/>
+      <w:r>
+        <w:t>IFS(</w:t>
+      </w:r>
+      <w:proofErr w:type="gramEnd"/>
+      <w:r>
+        <w:t xml:space="preserve">), </w:t>
+      </w:r>
+      <w:proofErr w:type="gramStart"/>
+      <w:r>
+        <w:t>SWITCH(</w:t>
+      </w:r>
+      <w:proofErr w:type="gramEnd"/>
+      <w:r>
+        <w:t xml:space="preserve">), </w:t>
+      </w:r>
+      <w:proofErr w:type="gramStart"/>
+      <w:r>
+        <w:t>SUMIF(</w:t>
+      </w:r>
+      <w:proofErr w:type="gramEnd"/>
+      <w:r>
+        <w:t xml:space="preserve">), </w:t>
+      </w:r>
+      <w:proofErr w:type="gramStart"/>
+      <w:r>
+        <w:t>AVERAGEIF(</w:t>
+      </w:r>
+      <w:proofErr w:type="gramEnd"/>
+      <w:r>
+        <w:t xml:space="preserve">), </w:t>
+      </w:r>
+      <w:proofErr w:type="gramStart"/>
+      <w:r>
+        <w:t>COUNTIF(</w:t>
+      </w:r>
+      <w:proofErr w:type="gramEnd"/>
+      <w:r>
+        <w:t xml:space="preserve">), </w:t>
+      </w:r>
+      <w:proofErr w:type="gramStart"/>
+      <w:r>
+        <w:t>SUMIFS(</w:t>
+      </w:r>
+      <w:proofErr w:type="gramEnd"/>
+      <w:r>
+        <w:t xml:space="preserve">), </w:t>
+      </w:r>
+      <w:proofErr w:type="gramStart"/>
+      <w:r>
+        <w:t>AVERAGEIFS(</w:t>
+      </w:r>
+      <w:proofErr w:type="gramEnd"/>
+      <w:r>
+        <w:t xml:space="preserve">), </w:t>
+      </w:r>
+      <w:proofErr w:type="gramStart"/>
+      <w:r>
+        <w:t>COUNTIFS(</w:t>
+      </w:r>
+      <w:proofErr w:type="gramEnd"/>
+      <w:r>
+        <w:t xml:space="preserve">), </w:t>
+      </w:r>
+      <w:proofErr w:type="gramStart"/>
+      <w:r>
+        <w:t>MAXIFS(</w:t>
+      </w:r>
+      <w:proofErr w:type="gramEnd"/>
+      <w:r>
+        <w:t xml:space="preserve">), </w:t>
+      </w:r>
+      <w:proofErr w:type="gramStart"/>
+      <w:r>
+        <w:t>MINIFS(</w:t>
+      </w:r>
+      <w:proofErr w:type="gramEnd"/>
+      <w:r>
+        <w:t xml:space="preserve">), </w:t>
+      </w:r>
+      <w:proofErr w:type="gramStart"/>
+      <w:r>
+        <w:t>AND(</w:t>
+      </w:r>
+      <w:proofErr w:type="gramEnd"/>
+      <w:r>
+        <w:t>), OR(</w:t>
+      </w:r>
+      <w:proofErr w:type="gramStart"/>
+      <w:r>
+        <w:t>),NOT</w:t>
+      </w:r>
+      <w:proofErr w:type="gramEnd"/>
+      <w:r>
+        <w:t>()</w:t>
+      </w:r>
+      <w:r>
+        <w:t xml:space="preserve">, and </w:t>
+      </w:r>
+      <w:proofErr w:type="gramStart"/>
+      <w:r>
+        <w:t>LET(</w:t>
+      </w:r>
+      <w:proofErr w:type="gramEnd"/>
+      <w:r>
+        <w:t>)</w:t>
       </w:r>
       <w:r>
         <w:t xml:space="preserve"> functions</w:t>
@@ -2587,11 +3852,16 @@
         <w:t xml:space="preserve">values in the </w:t>
       </w:r>
       <w:r>
-        <w:t xml:space="preserve">Number of Sales </w:t>
+        <w:t xml:space="preserve">Number of </w:t>
+      </w:r>
+      <w:proofErr w:type="gramStart"/>
+      <w:r>
+        <w:t xml:space="preserve">Sales </w:t>
       </w:r>
       <w:r>
         <w:t>column</w:t>
       </w:r>
+      <w:proofErr w:type="gramEnd"/>
       <w:r>
         <w:t xml:space="preserve">. </w:t>
       </w:r>
@@ -2610,7 +3880,23 @@
         <w:pStyle w:val="ObjectiveTitles"/>
       </w:pPr>
       <w:r>
-        <w:t>3.3.2 Calculate dates by using the WEEKDAY() and WORKDAY() functions</w:t>
+        <w:t xml:space="preserve">3.3.2 Calculate dates by using the </w:t>
+      </w:r>
+      <w:proofErr w:type="gramStart"/>
+      <w:r>
+        <w:t>WEEKDAY(</w:t>
+      </w:r>
+      <w:proofErr w:type="gramEnd"/>
+      <w:r>
+        <w:t xml:space="preserve">) and </w:t>
+      </w:r>
+      <w:proofErr w:type="gramStart"/>
+      <w:r>
+        <w:t>WORKDAY(</w:t>
+      </w:r>
+      <w:proofErr w:type="gramEnd"/>
+      <w:r>
+        <w:t>) functions</w:t>
       </w:r>
     </w:p>
     <w:p>
@@ -2664,7 +3950,15 @@
         <w:pStyle w:val="ObjectiveTitles"/>
       </w:pPr>
       <w:r>
-        <w:t>2.1.3 Generate numeric data by using RANDARRAY()</w:t>
+        <w:t xml:space="preserve">2.1.3 Generate numeric data by using </w:t>
+      </w:r>
+      <w:proofErr w:type="gramStart"/>
+      <w:r>
+        <w:t>RANDARRAY(</w:t>
+      </w:r>
+      <w:proofErr w:type="gramEnd"/>
+      <w:r>
+        <w:t>)</w:t>
       </w:r>
     </w:p>
     <w:p>
@@ -2819,7 +4113,7 @@
     <w:lvl w:ilvl="0">
       <w:start w:val="1"/>
       <w:numFmt w:val="decimal"/>
-      <w:pStyle w:val="ListNumber2"/>
+      <w:pStyle w:val="Listaconnmeros2"/>
       <w:lvlText w:val="%1."/>
       <w:lvlJc w:val="left"/>
       <w:pPr>
@@ -2837,7 +4131,7 @@
     <w:lvl w:ilvl="0">
       <w:start w:val="1"/>
       <w:numFmt w:val="bullet"/>
-      <w:pStyle w:val="ListBullet3"/>
+      <w:pStyle w:val="Listaconvietas3"/>
       <w:lvlText w:val=""/>
       <w:lvlJc w:val="left"/>
       <w:pPr>
@@ -2858,7 +4152,7 @@
     <w:lvl w:ilvl="0">
       <w:start w:val="1"/>
       <w:numFmt w:val="bullet"/>
-      <w:pStyle w:val="ListBullet2"/>
+      <w:pStyle w:val="Listaconvietas2"/>
       <w:lvlText w:val=""/>
       <w:lvlJc w:val="left"/>
       <w:pPr>
@@ -2879,7 +4173,7 @@
     <w:lvl w:ilvl="0">
       <w:start w:val="1"/>
       <w:numFmt w:val="decimal"/>
-      <w:pStyle w:val="ListNumber"/>
+      <w:pStyle w:val="Listaconnmeros"/>
       <w:lvlText w:val="%1."/>
       <w:lvlJc w:val="left"/>
       <w:pPr>
@@ -3929,11 +5223,11 @@
       <w:sz w:val="24"/>
     </w:rPr>
   </w:style>
-  <w:style w:type="paragraph" w:styleId="Heading1">
+  <w:style w:type="paragraph" w:styleId="Ttulo1">
     <w:name w:val="heading 1"/>
     <w:basedOn w:val="Normal"/>
     <w:next w:val="Normal"/>
-    <w:link w:val="Heading1Char"/>
+    <w:link w:val="Ttulo1Car"/>
     <w:uiPriority w:val="9"/>
     <w:qFormat/>
     <w:rsid w:val="00F16C17"/>
@@ -3949,11 +5243,11 @@
       <w:sz w:val="40"/>
     </w:rPr>
   </w:style>
-  <w:style w:type="paragraph" w:styleId="Heading2">
+  <w:style w:type="paragraph" w:styleId="Ttulo2">
     <w:name w:val="heading 2"/>
     <w:basedOn w:val="Bodytext1"/>
     <w:next w:val="Normal"/>
-    <w:link w:val="Heading2Char"/>
+    <w:link w:val="Ttulo2Car"/>
     <w:uiPriority w:val="9"/>
     <w:qFormat/>
     <w:rsid w:val="00F16C17"/>
@@ -3972,11 +5266,11 @@
       <w:szCs w:val="22"/>
     </w:rPr>
   </w:style>
-  <w:style w:type="paragraph" w:styleId="Heading3">
+  <w:style w:type="paragraph" w:styleId="Ttulo3">
     <w:name w:val="heading 3"/>
     <w:basedOn w:val="Normal"/>
     <w:next w:val="Normal"/>
-    <w:link w:val="Heading3Char"/>
+    <w:link w:val="Ttulo3Car"/>
     <w:uiPriority w:val="2"/>
     <w:qFormat/>
     <w:rsid w:val="000E0672"/>
@@ -3993,11 +5287,11 @@
       <w:szCs w:val="36"/>
     </w:rPr>
   </w:style>
-  <w:style w:type="paragraph" w:styleId="Heading4">
+  <w:style w:type="paragraph" w:styleId="Ttulo4">
     <w:name w:val="heading 4"/>
     <w:basedOn w:val="Normal"/>
     <w:next w:val="Normal"/>
-    <w:link w:val="Heading4Char"/>
+    <w:link w:val="Ttulo4Car"/>
     <w:uiPriority w:val="2"/>
     <w:qFormat/>
     <w:rsid w:val="0061008A"/>
@@ -4012,11 +5306,11 @@
       <w:szCs w:val="24"/>
     </w:rPr>
   </w:style>
-  <w:style w:type="paragraph" w:styleId="Heading5">
+  <w:style w:type="paragraph" w:styleId="Ttulo5">
     <w:name w:val="heading 5"/>
     <w:basedOn w:val="Normal"/>
     <w:next w:val="Normal"/>
-    <w:link w:val="Heading5Char"/>
+    <w:link w:val="Ttulo5Car"/>
     <w:uiPriority w:val="9"/>
     <w:semiHidden/>
     <w:unhideWhenUsed/>
@@ -4033,13 +5327,13 @@
       <w:color w:val="2F5496" w:themeColor="accent1" w:themeShade="BF"/>
     </w:rPr>
   </w:style>
-  <w:style w:type="character" w:default="1" w:styleId="DefaultParagraphFont">
+  <w:style w:type="character" w:default="1" w:styleId="Fuentedeprrafopredeter">
     <w:name w:val="Default Paragraph Font"/>
     <w:uiPriority w:val="1"/>
     <w:semiHidden/>
     <w:unhideWhenUsed/>
   </w:style>
-  <w:style w:type="table" w:default="1" w:styleId="TableNormal">
+  <w:style w:type="table" w:default="1" w:styleId="Tablanormal">
     <w:name w:val="Normal Table"/>
     <w:uiPriority w:val="99"/>
     <w:semiHidden/>
@@ -4054,7 +5348,7 @@
       </w:tblCellMar>
     </w:tblPr>
   </w:style>
-  <w:style w:type="numbering" w:default="1" w:styleId="NoList">
+  <w:style w:type="numbering" w:default="1" w:styleId="Sinlista">
     <w:name w:val="No List"/>
     <w:uiPriority w:val="99"/>
     <w:semiHidden/>
@@ -4076,7 +5370,7 @@
   </w:style>
   <w:style w:type="character" w:customStyle="1" w:styleId="Bodytext1Char">
     <w:name w:val="Body text 1 Char"/>
-    <w:basedOn w:val="DefaultParagraphFont"/>
+    <w:basedOn w:val="Fuentedeprrafopredeter"/>
     <w:link w:val="Bodytext1"/>
     <w:rsid w:val="00890CBD"/>
     <w:rPr>
@@ -4113,10 +5407,10 @@
       <w:spacing w:before="0"/>
     </w:pPr>
   </w:style>
-  <w:style w:type="character" w:customStyle="1" w:styleId="Heading1Char">
-    <w:name w:val="Heading 1 Char"/>
-    <w:basedOn w:val="DefaultParagraphFont"/>
-    <w:link w:val="Heading1"/>
+  <w:style w:type="character" w:customStyle="1" w:styleId="Ttulo1Car">
+    <w:name w:val="Título 1 Car"/>
+    <w:basedOn w:val="Fuentedeprrafopredeter"/>
+    <w:link w:val="Ttulo1"/>
     <w:uiPriority w:val="9"/>
     <w:rsid w:val="00F16C17"/>
     <w:rPr>
@@ -4125,10 +5419,10 @@
       <w:sz w:val="40"/>
     </w:rPr>
   </w:style>
-  <w:style w:type="character" w:customStyle="1" w:styleId="Heading2Char">
-    <w:name w:val="Heading 2 Char"/>
-    <w:basedOn w:val="DefaultParagraphFont"/>
-    <w:link w:val="Heading2"/>
+  <w:style w:type="character" w:customStyle="1" w:styleId="Ttulo2Car">
+    <w:name w:val="Título 2 Car"/>
+    <w:basedOn w:val="Fuentedeprrafopredeter"/>
+    <w:link w:val="Ttulo2"/>
     <w:uiPriority w:val="9"/>
     <w:rsid w:val="00F16C17"/>
     <w:rPr>
@@ -4137,10 +5431,10 @@
       <w:sz w:val="32"/>
     </w:rPr>
   </w:style>
-  <w:style w:type="character" w:customStyle="1" w:styleId="Heading3Char">
-    <w:name w:val="Heading 3 Char"/>
-    <w:basedOn w:val="DefaultParagraphFont"/>
-    <w:link w:val="Heading3"/>
+  <w:style w:type="character" w:customStyle="1" w:styleId="Ttulo3Car">
+    <w:name w:val="Título 3 Car"/>
+    <w:basedOn w:val="Fuentedeprrafopredeter"/>
+    <w:link w:val="Ttulo3"/>
     <w:uiPriority w:val="2"/>
     <w:rsid w:val="000E0672"/>
     <w:rPr>
@@ -4152,10 +5446,10 @@
       <w:lang w:val="en-US"/>
     </w:rPr>
   </w:style>
-  <w:style w:type="character" w:customStyle="1" w:styleId="Heading4Char">
-    <w:name w:val="Heading 4 Char"/>
-    <w:basedOn w:val="DefaultParagraphFont"/>
-    <w:link w:val="Heading4"/>
+  <w:style w:type="character" w:customStyle="1" w:styleId="Ttulo4Car">
+    <w:name w:val="Título 4 Car"/>
+    <w:basedOn w:val="Fuentedeprrafopredeter"/>
+    <w:link w:val="Ttulo4"/>
     <w:uiPriority w:val="2"/>
     <w:rsid w:val="0061008A"/>
     <w:rPr>
@@ -4164,10 +5458,10 @@
       <w:szCs w:val="24"/>
     </w:rPr>
   </w:style>
-  <w:style w:type="character" w:customStyle="1" w:styleId="Heading5Char">
-    <w:name w:val="Heading 5 Char"/>
-    <w:basedOn w:val="DefaultParagraphFont"/>
-    <w:link w:val="Heading5"/>
+  <w:style w:type="character" w:customStyle="1" w:styleId="Ttulo5Car">
+    <w:name w:val="Título 5 Car"/>
+    <w:basedOn w:val="Fuentedeprrafopredeter"/>
+    <w:link w:val="Ttulo5"/>
     <w:uiPriority w:val="9"/>
     <w:semiHidden/>
     <w:rsid w:val="000E0672"/>
@@ -4177,10 +5471,10 @@
       <w:lang w:val="en-US"/>
     </w:rPr>
   </w:style>
-  <w:style w:type="paragraph" w:styleId="CommentText">
+  <w:style w:type="paragraph" w:styleId="Textocomentario">
     <w:name w:val="annotation text"/>
     <w:basedOn w:val="Normal"/>
-    <w:link w:val="CommentTextChar"/>
+    <w:link w:val="TextocomentarioCar"/>
     <w:uiPriority w:val="99"/>
     <w:unhideWhenUsed/>
     <w:rsid w:val="000E0672"/>
@@ -4192,10 +5486,10 @@
       <w:szCs w:val="20"/>
     </w:rPr>
   </w:style>
-  <w:style w:type="character" w:customStyle="1" w:styleId="CommentTextChar">
-    <w:name w:val="Comment Text Char"/>
-    <w:basedOn w:val="DefaultParagraphFont"/>
-    <w:link w:val="CommentText"/>
+  <w:style w:type="character" w:customStyle="1" w:styleId="TextocomentarioCar">
+    <w:name w:val="Texto comentario Car"/>
+    <w:basedOn w:val="Fuentedeprrafopredeter"/>
+    <w:link w:val="Textocomentario"/>
     <w:uiPriority w:val="99"/>
     <w:rsid w:val="000E0672"/>
     <w:rPr>
@@ -4205,10 +5499,10 @@
       <w:lang w:val="en-US"/>
     </w:rPr>
   </w:style>
-  <w:style w:type="paragraph" w:styleId="Header">
+  <w:style w:type="paragraph" w:styleId="Encabezado">
     <w:name w:val="header"/>
     <w:basedOn w:val="Normal"/>
-    <w:link w:val="HeaderChar"/>
+    <w:link w:val="EncabezadoCar"/>
     <w:uiPriority w:val="99"/>
     <w:unhideWhenUsed/>
     <w:rsid w:val="000E0672"/>
@@ -4220,10 +5514,10 @@
       <w:spacing w:after="0" w:line="240" w:lineRule="auto"/>
     </w:pPr>
   </w:style>
-  <w:style w:type="character" w:customStyle="1" w:styleId="HeaderChar">
-    <w:name w:val="Header Char"/>
-    <w:basedOn w:val="DefaultParagraphFont"/>
-    <w:link w:val="Header"/>
+  <w:style w:type="character" w:customStyle="1" w:styleId="EncabezadoCar">
+    <w:name w:val="Encabezado Car"/>
+    <w:basedOn w:val="Fuentedeprrafopredeter"/>
+    <w:link w:val="Encabezado"/>
     <w:uiPriority w:val="99"/>
     <w:rsid w:val="000E0672"/>
     <w:rPr>
@@ -4231,10 +5525,10 @@
       <w:lang w:val="en-US"/>
     </w:rPr>
   </w:style>
-  <w:style w:type="paragraph" w:styleId="Footer">
+  <w:style w:type="paragraph" w:styleId="Piedepgina">
     <w:name w:val="footer"/>
     <w:basedOn w:val="Normal"/>
-    <w:link w:val="FooterChar"/>
+    <w:link w:val="PiedepginaCar"/>
     <w:uiPriority w:val="99"/>
     <w:unhideWhenUsed/>
     <w:rsid w:val="000E0672"/>
@@ -4246,10 +5540,10 @@
       <w:spacing w:after="0" w:line="240" w:lineRule="auto"/>
     </w:pPr>
   </w:style>
-  <w:style w:type="character" w:customStyle="1" w:styleId="FooterChar">
-    <w:name w:val="Footer Char"/>
-    <w:basedOn w:val="DefaultParagraphFont"/>
-    <w:link w:val="Footer"/>
+  <w:style w:type="character" w:customStyle="1" w:styleId="PiedepginaCar">
+    <w:name w:val="Pie de página Car"/>
+    <w:basedOn w:val="Fuentedeprrafopredeter"/>
+    <w:link w:val="Piedepgina"/>
     <w:uiPriority w:val="99"/>
     <w:rsid w:val="000E0672"/>
     <w:rPr>
@@ -4257,9 +5551,9 @@
       <w:lang w:val="en-US"/>
     </w:rPr>
   </w:style>
-  <w:style w:type="character" w:styleId="CommentReference">
+  <w:style w:type="character" w:styleId="Refdecomentario">
     <w:name w:val="annotation reference"/>
-    <w:basedOn w:val="DefaultParagraphFont"/>
+    <w:basedOn w:val="Fuentedeprrafopredeter"/>
     <w:uiPriority w:val="99"/>
     <w:semiHidden/>
     <w:unhideWhenUsed/>
@@ -4269,7 +5563,7 @@
       <w:szCs w:val="16"/>
     </w:rPr>
   </w:style>
-  <w:style w:type="paragraph" w:styleId="ListNumber">
+  <w:style w:type="paragraph" w:styleId="Listaconnmeros">
     <w:name w:val="List Number"/>
     <w:basedOn w:val="Normal"/>
     <w:uiPriority w:val="99"/>
@@ -4282,7 +5576,7 @@
       <w:contextualSpacing/>
     </w:pPr>
   </w:style>
-  <w:style w:type="paragraph" w:styleId="ListBullet2">
+  <w:style w:type="paragraph" w:styleId="Listaconvietas2">
     <w:name w:val="List Bullet 2"/>
     <w:basedOn w:val="Normal"/>
     <w:uiPriority w:val="99"/>
@@ -4295,7 +5589,7 @@
       <w:contextualSpacing/>
     </w:pPr>
   </w:style>
-  <w:style w:type="paragraph" w:styleId="ListBullet3">
+  <w:style w:type="paragraph" w:styleId="Listaconvietas3">
     <w:name w:val="List Bullet 3"/>
     <w:basedOn w:val="Normal"/>
     <w:uiPriority w:val="99"/>
@@ -4308,7 +5602,7 @@
       <w:contextualSpacing/>
     </w:pPr>
   </w:style>
-  <w:style w:type="paragraph" w:styleId="ListNumber2">
+  <w:style w:type="paragraph" w:styleId="Listaconnmeros2">
     <w:name w:val="List Number 2"/>
     <w:basedOn w:val="Normal"/>
     <w:uiPriority w:val="99"/>
@@ -4321,11 +5615,11 @@
       <w:contextualSpacing/>
     </w:pPr>
   </w:style>
-  <w:style w:type="paragraph" w:styleId="Title">
+  <w:style w:type="paragraph" w:styleId="Ttulo">
     <w:name w:val="Title"/>
     <w:basedOn w:val="Normal"/>
     <w:next w:val="Normal"/>
-    <w:link w:val="TitleChar"/>
+    <w:link w:val="TtuloCar"/>
     <w:uiPriority w:val="2"/>
     <w:qFormat/>
     <w:rsid w:val="000E0672"/>
@@ -4341,10 +5635,10 @@
       <w:szCs w:val="72"/>
     </w:rPr>
   </w:style>
-  <w:style w:type="character" w:customStyle="1" w:styleId="TitleChar">
-    <w:name w:val="Title Char"/>
-    <w:basedOn w:val="DefaultParagraphFont"/>
-    <w:link w:val="Title"/>
+  <w:style w:type="character" w:customStyle="1" w:styleId="TtuloCar">
+    <w:name w:val="Título Car"/>
+    <w:basedOn w:val="Fuentedeprrafopredeter"/>
+    <w:link w:val="Ttulo"/>
     <w:uiPriority w:val="2"/>
     <w:rsid w:val="000E0672"/>
     <w:rPr>
@@ -4356,9 +5650,9 @@
       <w:lang w:val="en-US"/>
     </w:rPr>
   </w:style>
-  <w:style w:type="character" w:styleId="Hyperlink">
+  <w:style w:type="character" w:styleId="Hipervnculo">
     <w:name w:val="Hyperlink"/>
-    <w:basedOn w:val="DefaultParagraphFont"/>
+    <w:basedOn w:val="Fuentedeprrafopredeter"/>
     <w:uiPriority w:val="99"/>
     <w:unhideWhenUsed/>
     <w:rsid w:val="000E0672"/>
@@ -4367,9 +5661,9 @@
       <w:u w:val="single"/>
     </w:rPr>
   </w:style>
-  <w:style w:type="character" w:styleId="FollowedHyperlink">
+  <w:style w:type="character" w:styleId="Hipervnculovisitado">
     <w:name w:val="FollowedHyperlink"/>
-    <w:basedOn w:val="DefaultParagraphFont"/>
+    <w:basedOn w:val="Fuentedeprrafopredeter"/>
     <w:uiPriority w:val="99"/>
     <w:semiHidden/>
     <w:unhideWhenUsed/>
@@ -4379,9 +5673,9 @@
       <w:u w:val="single"/>
     </w:rPr>
   </w:style>
-  <w:style w:type="character" w:styleId="Strong">
+  <w:style w:type="character" w:styleId="Fuerte">
     <w:name w:val="Strong"/>
-    <w:basedOn w:val="DefaultParagraphFont"/>
+    <w:basedOn w:val="Fuentedeprrafopredeter"/>
     <w:uiPriority w:val="22"/>
     <w:qFormat/>
     <w:rsid w:val="000E0672"/>
@@ -4390,9 +5684,9 @@
       <w:bCs/>
     </w:rPr>
   </w:style>
-  <w:style w:type="character" w:styleId="Emphasis">
+  <w:style w:type="character" w:styleId="nfasis">
     <w:name w:val="Emphasis"/>
-    <w:basedOn w:val="DefaultParagraphFont"/>
+    <w:basedOn w:val="Fuentedeprrafopredeter"/>
     <w:uiPriority w:val="20"/>
     <w:qFormat/>
     <w:rsid w:val="000E0672"/>
@@ -4416,11 +5710,11 @@
       <w:szCs w:val="24"/>
     </w:rPr>
   </w:style>
-  <w:style w:type="paragraph" w:styleId="CommentSubject">
+  <w:style w:type="paragraph" w:styleId="Asuntodelcomentario">
     <w:name w:val="annotation subject"/>
-    <w:basedOn w:val="CommentText"/>
-    <w:next w:val="CommentText"/>
-    <w:link w:val="CommentSubjectChar"/>
+    <w:basedOn w:val="Textocomentario"/>
+    <w:next w:val="Textocomentario"/>
+    <w:link w:val="AsuntodelcomentarioCar"/>
     <w:uiPriority w:val="99"/>
     <w:semiHidden/>
     <w:unhideWhenUsed/>
@@ -4430,10 +5724,10 @@
       <w:bCs/>
     </w:rPr>
   </w:style>
-  <w:style w:type="character" w:customStyle="1" w:styleId="CommentSubjectChar">
-    <w:name w:val="Comment Subject Char"/>
-    <w:basedOn w:val="CommentTextChar"/>
-    <w:link w:val="CommentSubject"/>
+  <w:style w:type="character" w:customStyle="1" w:styleId="AsuntodelcomentarioCar">
+    <w:name w:val="Asunto del comentario Car"/>
+    <w:basedOn w:val="TextocomentarioCar"/>
+    <w:link w:val="Asuntodelcomentario"/>
     <w:uiPriority w:val="99"/>
     <w:semiHidden/>
     <w:rsid w:val="000E0672"/>
@@ -4446,10 +5740,10 @@
       <w:lang w:val="en-US"/>
     </w:rPr>
   </w:style>
-  <w:style w:type="paragraph" w:styleId="BalloonText">
+  <w:style w:type="paragraph" w:styleId="Textodeglobo">
     <w:name w:val="Balloon Text"/>
     <w:basedOn w:val="Normal"/>
-    <w:link w:val="BalloonTextChar"/>
+    <w:link w:val="TextodegloboCar"/>
     <w:uiPriority w:val="99"/>
     <w:semiHidden/>
     <w:unhideWhenUsed/>
@@ -4463,10 +5757,10 @@
       <w:szCs w:val="18"/>
     </w:rPr>
   </w:style>
-  <w:style w:type="character" w:customStyle="1" w:styleId="BalloonTextChar">
-    <w:name w:val="Balloon Text Char"/>
-    <w:basedOn w:val="DefaultParagraphFont"/>
-    <w:link w:val="BalloonText"/>
+  <w:style w:type="character" w:customStyle="1" w:styleId="TextodegloboCar">
+    <w:name w:val="Texto de globo Car"/>
+    <w:basedOn w:val="Fuentedeprrafopredeter"/>
+    <w:link w:val="Textodeglobo"/>
     <w:uiPriority w:val="99"/>
     <w:semiHidden/>
     <w:rsid w:val="000E0672"/>
@@ -4477,9 +5771,9 @@
       <w:lang w:val="en-US"/>
     </w:rPr>
   </w:style>
-  <w:style w:type="table" w:styleId="TableGrid">
+  <w:style w:type="table" w:styleId="Tablaconcuadrcula">
     <w:name w:val="Table Grid"/>
-    <w:basedOn w:val="TableNormal"/>
+    <w:basedOn w:val="Tablanormal"/>
     <w:uiPriority w:val="39"/>
     <w:rsid w:val="000E0672"/>
     <w:pPr>
@@ -4496,7 +5790,7 @@
       </w:tblBorders>
     </w:tblPr>
   </w:style>
-  <w:style w:type="paragraph" w:styleId="NoSpacing">
+  <w:style w:type="paragraph" w:styleId="Sinespaciado">
     <w:name w:val="No Spacing"/>
     <w:uiPriority w:val="1"/>
     <w:qFormat/>
@@ -4508,7 +5802,7 @@
       <w:rFonts w:ascii="Segoe UI" w:hAnsi="Segoe UI"/>
     </w:rPr>
   </w:style>
-  <w:style w:type="paragraph" w:styleId="ListParagraph">
+  <w:style w:type="paragraph" w:styleId="Prrafodelista">
     <w:name w:val="List Paragraph"/>
     <w:basedOn w:val="Normal"/>
     <w:uiPriority w:val="34"/>
@@ -4519,9 +5813,9 @@
       <w:contextualSpacing/>
     </w:pPr>
   </w:style>
-  <w:style w:type="table" w:styleId="PlainTable1">
+  <w:style w:type="table" w:styleId="Tablanormal1">
     <w:name w:val="Plain Table 1"/>
-    <w:basedOn w:val="TableNormal"/>
+    <w:basedOn w:val="Tablanormal"/>
     <w:uiPriority w:val="41"/>
     <w:rsid w:val="000E0672"/>
     <w:pPr>
@@ -4582,9 +5876,9 @@
       </w:tcPr>
     </w:tblStylePr>
   </w:style>
-  <w:style w:type="table" w:styleId="PlainTable2">
+  <w:style w:type="table" w:styleId="Tablanormal2">
     <w:name w:val="Plain Table 2"/>
-    <w:basedOn w:val="TableNormal"/>
+    <w:basedOn w:val="Tablanormal"/>
     <w:uiPriority w:val="42"/>
     <w:rsid w:val="000E0672"/>
     <w:pPr>
@@ -4662,9 +5956,9 @@
       </w:tcPr>
     </w:tblStylePr>
   </w:style>
-  <w:style w:type="table" w:styleId="PlainTable3">
+  <w:style w:type="table" w:styleId="Tablanormal3">
     <w:name w:val="Plain Table 3"/>
-    <w:basedOn w:val="TableNormal"/>
+    <w:basedOn w:val="Tablanormal"/>
     <w:uiPriority w:val="43"/>
     <w:rsid w:val="000E0672"/>
     <w:pPr>
@@ -4755,9 +6049,9 @@
       </w:tcPr>
     </w:tblStylePr>
   </w:style>
-  <w:style w:type="table" w:styleId="TableGridLight">
+  <w:style w:type="table" w:styleId="Tablaconcuadrculaclara">
     <w:name w:val="Grid Table Light"/>
-    <w:basedOn w:val="TableNormal"/>
+    <w:basedOn w:val="Tablanormal"/>
     <w:uiPriority w:val="40"/>
     <w:rsid w:val="000E0672"/>
     <w:pPr>
@@ -4774,9 +6068,9 @@
       </w:tblBorders>
     </w:tblPr>
   </w:style>
-  <w:style w:type="table" w:styleId="GridTable1Light">
+  <w:style w:type="table" w:styleId="Tablaconcuadrcula1clara">
     <w:name w:val="Grid Table 1 Light"/>
-    <w:basedOn w:val="TableNormal"/>
+    <w:basedOn w:val="Tablanormal"/>
     <w:uiPriority w:val="46"/>
     <w:rsid w:val="000E0672"/>
     <w:pPr>
@@ -4831,9 +6125,9 @@
       </w:rPr>
     </w:tblStylePr>
   </w:style>
-  <w:style w:type="character" w:styleId="UnresolvedMention">
+  <w:style w:type="character" w:styleId="Mencinsinresolver">
     <w:name w:val="Unresolved Mention"/>
-    <w:basedOn w:val="DefaultParagraphFont"/>
+    <w:basedOn w:val="Fuentedeprrafopredeter"/>
     <w:uiPriority w:val="99"/>
     <w:semiHidden/>
     <w:unhideWhenUsed/>
@@ -4845,7 +6139,7 @@
   </w:style>
   <w:style w:type="table" w:customStyle="1" w:styleId="CCTable">
     <w:name w:val="CC Table"/>
-    <w:basedOn w:val="TableGridLight"/>
+    <w:basedOn w:val="Tablaconcuadrculaclara"/>
     <w:uiPriority w:val="99"/>
     <w:rsid w:val="0052510E"/>
     <w:rPr>
@@ -4891,7 +6185,7 @@
   </w:style>
   <w:style w:type="character" w:customStyle="1" w:styleId="ObjectiveTitlesChar">
     <w:name w:val="Objective Titles Char"/>
-    <w:basedOn w:val="DefaultParagraphFont"/>
+    <w:basedOn w:val="Fuentedeprrafopredeter"/>
     <w:link w:val="ObjectiveTitles"/>
     <w:rsid w:val="00C560EC"/>
     <w:rPr>
@@ -4915,7 +6209,7 @@
   </w:style>
   <w:style w:type="character" w:customStyle="1" w:styleId="taskChar">
     <w:name w:val="task Char"/>
-    <w:basedOn w:val="DefaultParagraphFont"/>
+    <w:basedOn w:val="Fuentedeprrafopredeter"/>
     <w:link w:val="task"/>
     <w:rsid w:val="00517D83"/>
     <w:rPr>
@@ -4950,7 +6244,7 @@
   </w:style>
   <w:style w:type="character" w:customStyle="1" w:styleId="NumbersChar">
     <w:name w:val="Numbers Char"/>
-    <w:basedOn w:val="DefaultParagraphFont"/>
+    <w:basedOn w:val="Fuentedeprrafopredeter"/>
     <w:link w:val="Numbers"/>
     <w:rsid w:val="00E53E2C"/>
     <w:rPr>
@@ -4959,9 +6253,9 @@
       <w:szCs w:val="24"/>
     </w:rPr>
   </w:style>
-  <w:style w:type="character" w:styleId="PlaceholderText">
+  <w:style w:type="character" w:styleId="Textodelmarcadordeposicin">
     <w:name w:val="Placeholder Text"/>
-    <w:basedOn w:val="DefaultParagraphFont"/>
+    <w:basedOn w:val="Fuentedeprrafopredeter"/>
     <w:uiPriority w:val="99"/>
     <w:semiHidden/>
     <w:rsid w:val="005457A3"/>
@@ -4969,7 +6263,7 @@
       <w:color w:val="808080"/>
     </w:rPr>
   </w:style>
-  <w:style w:type="paragraph" w:styleId="Revision">
+  <w:style w:type="paragraph" w:styleId="Revisin">
     <w:name w:val="Revision"/>
     <w:hidden/>
     <w:uiPriority w:val="99"/>
@@ -5293,15 +6587,6 @@
 </file>
 
 <file path=customXml/item2.xml><?xml version="1.0" encoding="utf-8"?>
-<?mso-contentType ?>
-<FormTemplates xmlns="http://schemas.microsoft.com/sharepoint/v3/contenttype/forms">
-  <Display>DocumentLibraryForm</Display>
-  <Edit>DocumentLibraryForm</Edit>
-  <New>DocumentLibraryForm</New>
-</FormTemplates>
-</file>
-
-<file path=customXml/item3.xml><?xml version="1.0" encoding="utf-8"?>
 <ct:contentTypeSchema xmlns:ct="http://schemas.microsoft.com/office/2006/metadata/contentType" xmlns:ma="http://schemas.microsoft.com/office/2006/metadata/properties/metaAttributes" ct:_="" ma:_="" ma:contentTypeName="Document" ma:contentTypeID="0x01010092AFE94558C8954E9C7EF59C1451E831" ma:contentTypeVersion="12" ma:contentTypeDescription="Create a new document." ma:contentTypeScope="" ma:versionID="57ef791a591c8041961c8f83f047afd7">
   <xsd:schema xmlns:xsd="http://www.w3.org/2001/XMLSchema" xmlns:xs="http://www.w3.org/2001/XMLSchema" xmlns:p="http://schemas.microsoft.com/office/2006/metadata/properties" xmlns:ns2="7f542ff3-fdc0-46c7-8569-db1317948423" xmlns:ns3="98423e51-d511-444f-81cf-d2e1e59fdabb" targetNamespace="http://schemas.microsoft.com/office/2006/metadata/properties" ma:root="true" ma:fieldsID="c0624432c1353dfc984f05402c646431" ns2:_="" ns3:_="">
     <xsd:import namespace="7f542ff3-fdc0-46c7-8569-db1317948423"/>
@@ -5502,6 +6787,15 @@
 </ct:contentTypeSchema>
 </file>
 
+<file path=customXml/item3.xml><?xml version="1.0" encoding="utf-8"?>
+<?mso-contentType ?>
+<FormTemplates xmlns="http://schemas.microsoft.com/sharepoint/v3/contenttype/forms">
+  <Display>DocumentLibraryForm</Display>
+  <Edit>DocumentLibraryForm</Edit>
+  <New>DocumentLibraryForm</New>
+</FormTemplates>
+</file>
+
 <file path=customXml/itemProps1.xml><?xml version="1.0" encoding="utf-8"?>
 <ds:datastoreItem xmlns:ds="http://schemas.openxmlformats.org/officeDocument/2006/customXml" ds:itemID="{A55B3846-44B9-46E9-92A6-136F22B58649}">
   <ds:schemaRefs>
@@ -5514,14 +6808,6 @@
 </file>
 
 <file path=customXml/itemProps2.xml><?xml version="1.0" encoding="utf-8"?>
-<ds:datastoreItem xmlns:ds="http://schemas.openxmlformats.org/officeDocument/2006/customXml" ds:itemID="{529F3DC6-2625-4612-ACC0-ACB99B0379EB}">
-  <ds:schemaRefs>
-    <ds:schemaRef ds:uri="http://schemas.microsoft.com/sharepoint/v3/contenttype/forms"/>
-  </ds:schemaRefs>
-</ds:datastoreItem>
-</file>
-
-<file path=customXml/itemProps3.xml><?xml version="1.0" encoding="utf-8"?>
 <ds:datastoreItem xmlns:ds="http://schemas.openxmlformats.org/officeDocument/2006/customXml" ds:itemID="{D5CDF515-BADC-41B7-BA76-9D3C0EF57078}">
   <ds:schemaRefs>
     <ds:schemaRef ds:uri="http://schemas.microsoft.com/office/2006/metadata/contentType"/>
@@ -5540,6 +6826,14 @@
 </ds:datastoreItem>
 </file>
 
+<file path=customXml/itemProps3.xml><?xml version="1.0" encoding="utf-8"?>
+<ds:datastoreItem xmlns:ds="http://schemas.openxmlformats.org/officeDocument/2006/customXml" ds:itemID="{529F3DC6-2625-4612-ACC0-ACB99B0379EB}">
+  <ds:schemaRefs>
+    <ds:schemaRef ds:uri="http://schemas.microsoft.com/sharepoint/v3/contenttype/forms"/>
+  </ds:schemaRefs>
+</ds:datastoreItem>
+</file>
+
 <file path=docMetadata/LabelInfo.xml><?xml version="1.0" encoding="utf-8"?>
 <clbl:labelList xmlns:clbl="http://schemas.microsoft.com/office/2020/mipLabelMetadata">
   <clbl:label id="{87867195-f2b8-4ac2-b0b6-6bb73cb33afc}" enabled="1" method="Privileged" siteId="{72f988bf-86f1-41af-91ab-2d7cd011db47}" contentBits="0" removed="0"/>
